--- a/docs/EVIDENCE-GUIDE.docx
+++ b/docs/EVIDENCE-GUIDE.docx
@@ -2,7 +2,7 @@
 <file path=word/document.xml><?xml version="1.0" encoding="utf-8"?>
 <w:document xmlns:w="http://schemas.openxmlformats.org/wordprocessingml/2006/main" xmlns:m="http://schemas.openxmlformats.org/officeDocument/2006/math" xmlns:r="http://schemas.openxmlformats.org/officeDocument/2006/relationships" xmlns:o="urn:schemas-microsoft-com:office:office" xmlns:v="urn:schemas-microsoft-com:vml" xmlns:w10="urn:schemas-microsoft-com:office:word" xmlns:a="http://schemas.openxmlformats.org/drawingml/2006/main" xmlns:pic="http://schemas.openxmlformats.org/drawingml/2006/picture" xmlns:wp="http://schemas.openxmlformats.org/drawingml/2006/wordprocessingDrawing">
   <w:body>
-    <w:bookmarkStart w:id="44" w:name="evidence-capture-guide"/>
+    <w:bookmarkStart w:id="52" w:name="evidence-capture-guide"/>
     <w:p>
       <w:pPr>
         <w:pStyle w:val="Heading1"/>
@@ -1990,7 +1990,656 @@
     </w:p>
     <w:bookmarkEnd w:id="40"/>
     <w:bookmarkEnd w:id="41"/>
-    <w:bookmarkStart w:id="42" w:name="inserting-them-in-word"/>
+    <w:bookmarkStart w:id="49" w:name="evidence-for-the-cicd-sections"/>
+    <w:p>
+      <w:pPr>
+        <w:pStyle w:val="Heading2"/>
+      </w:pPr>
+      <w:r>
+        <w:t xml:space="preserve">Evidence for the CI/CD sections</w:t>
+      </w:r>
+    </w:p>
+    <w:bookmarkStart w:id="42" w:name="p-01-all-four-workflows"/>
+    <w:p>
+      <w:pPr>
+        <w:pStyle w:val="Heading3"/>
+      </w:pPr>
+      <w:r>
+        <w:t xml:space="preserve">P-01, all four workflows</w:t>
+      </w:r>
+    </w:p>
+    <w:p>
+      <w:pPr>
+        <w:pStyle w:val="FirstParagraph"/>
+      </w:pPr>
+      <w:r>
+        <w:rPr>
+          <w:bCs/>
+          <w:b/>
+        </w:rPr>
+        <w:t xml:space="preserve">File:</w:t>
+      </w:r>
+      <w:r>
+        <w:t xml:space="preserve"> </w:t>
+      </w:r>
+      <w:r>
+        <w:rPr>
+          <w:rStyle w:val="VerbatimChar"/>
+        </w:rPr>
+        <w:t xml:space="preserve">evidence/p01-workflows-list.png</w:t>
+      </w:r>
+      <w:r>
+        <w:t xml:space="preserve"> </w:t>
+      </w:r>
+      <w:r>
+        <w:rPr>
+          <w:bCs/>
+          <w:b/>
+        </w:rPr>
+        <w:t xml:space="preserve">Goes in:</w:t>
+      </w:r>
+      <w:r>
+        <w:t xml:space="preserve"> </w:t>
+      </w:r>
+      <w:r>
+        <w:t xml:space="preserve">Design Document, Section 6.2</w:t>
+      </w:r>
+      <w:r>
+        <w:t xml:space="preserve"> </w:t>
+      </w:r>
+      <w:r>
+        <w:rPr>
+          <w:bCs/>
+          <w:b/>
+        </w:rPr>
+        <w:t xml:space="preserve">How:</w:t>
+      </w:r>
+      <w:r>
+        <w:t xml:space="preserve"> </w:t>
+      </w:r>
+      <w:r>
+        <w:t xml:space="preserve">Actions tab, the left sidebar listing SOAR CI, Infrastructure, SOAR Console, Observability</w:t>
+      </w:r>
+      <w:r>
+        <w:t xml:space="preserve"> </w:t>
+      </w:r>
+      <w:r>
+        <w:rPr>
+          <w:bCs/>
+          <w:b/>
+        </w:rPr>
+        <w:t xml:space="preserve">Must show:</w:t>
+      </w:r>
+      <w:r>
+        <w:t xml:space="preserve"> </w:t>
+      </w:r>
+      <w:r>
+        <w:t xml:space="preserve">all four names</w:t>
+      </w:r>
+    </w:p>
+    <w:p>
+      <w:pPr>
+        <w:pStyle w:val="BodyText"/>
+      </w:pPr>
+      <w:r>
+        <w:t xml:space="preserve">One image covering P2-10, P2-11 and P2-12.</w:t>
+      </w:r>
+    </w:p>
+    <w:bookmarkEnd w:id="42"/>
+    <w:bookmarkStart w:id="43" w:name="p-02-the-run-list-with-mixed-outcomes"/>
+    <w:p>
+      <w:pPr>
+        <w:pStyle w:val="Heading3"/>
+      </w:pPr>
+      <w:r>
+        <w:t xml:space="preserve">P-02, the run list with mixed outcomes</w:t>
+      </w:r>
+    </w:p>
+    <w:p>
+      <w:pPr>
+        <w:pStyle w:val="FirstParagraph"/>
+      </w:pPr>
+      <w:r>
+        <w:rPr>
+          <w:bCs/>
+          <w:b/>
+        </w:rPr>
+        <w:t xml:space="preserve">File:</w:t>
+      </w:r>
+      <w:r>
+        <w:t xml:space="preserve"> </w:t>
+      </w:r>
+      <w:r>
+        <w:rPr>
+          <w:rStyle w:val="VerbatimChar"/>
+        </w:rPr>
+        <w:t xml:space="preserve">evidence/p02-run-list.png</w:t>
+      </w:r>
+      <w:r>
+        <w:t xml:space="preserve"> </w:t>
+      </w:r>
+      <w:r>
+        <w:rPr>
+          <w:bCs/>
+          <w:b/>
+        </w:rPr>
+        <w:t xml:space="preserve">Goes in:</w:t>
+      </w:r>
+      <w:r>
+        <w:t xml:space="preserve"> </w:t>
+      </w:r>
+      <w:r>
+        <w:t xml:space="preserve">Design Document, Section 6.2</w:t>
+      </w:r>
+      <w:r>
+        <w:t xml:space="preserve"> </w:t>
+      </w:r>
+      <w:r>
+        <w:rPr>
+          <w:bCs/>
+          <w:b/>
+        </w:rPr>
+        <w:t xml:space="preserve">How:</w:t>
+      </w:r>
+      <w:r>
+        <w:t xml:space="preserve"> </w:t>
+      </w:r>
+      <w:r>
+        <w:t xml:space="preserve">Actions tab, the run list from a single commit</w:t>
+      </w:r>
+      <w:r>
+        <w:t xml:space="preserve"> </w:t>
+      </w:r>
+      <w:r>
+        <w:rPr>
+          <w:bCs/>
+          <w:b/>
+        </w:rPr>
+        <w:t xml:space="preserve">Must show:</w:t>
+      </w:r>
+      <w:r>
+        <w:t xml:space="preserve"> </w:t>
+      </w:r>
+      <w:r>
+        <w:t xml:space="preserve">SOAR CI green, SOAR Console green, Infrastructure waiting</w:t>
+      </w:r>
+    </w:p>
+    <w:p>
+      <w:pPr>
+        <w:pStyle w:val="BodyText"/>
+      </w:pPr>
+      <w:r>
+        <w:t xml:space="preserve">This is the best available image of the risk grading, because it shows two pipelines deploying on their own while a third stops for review, from the same push. Far more convincing than the paragraph describing it.</w:t>
+      </w:r>
+    </w:p>
+    <w:bookmarkEnd w:id="43"/>
+    <w:bookmarkStart w:id="44" w:name="p-03-the-approval-prompt"/>
+    <w:p>
+      <w:pPr>
+        <w:pStyle w:val="Heading3"/>
+      </w:pPr>
+      <w:r>
+        <w:t xml:space="preserve">P-03, the approval prompt</w:t>
+      </w:r>
+    </w:p>
+    <w:p>
+      <w:pPr>
+        <w:pStyle w:val="FirstParagraph"/>
+      </w:pPr>
+      <w:r>
+        <w:rPr>
+          <w:bCs/>
+          <w:b/>
+        </w:rPr>
+        <w:t xml:space="preserve">File:</w:t>
+      </w:r>
+      <w:r>
+        <w:t xml:space="preserve"> </w:t>
+      </w:r>
+      <w:r>
+        <w:rPr>
+          <w:rStyle w:val="VerbatimChar"/>
+        </w:rPr>
+        <w:t xml:space="preserve">evidence/p03-approval-prompt.png</w:t>
+      </w:r>
+      <w:r>
+        <w:t xml:space="preserve"> </w:t>
+      </w:r>
+      <w:r>
+        <w:rPr>
+          <w:bCs/>
+          <w:b/>
+        </w:rPr>
+        <w:t xml:space="preserve">Goes in:</w:t>
+      </w:r>
+      <w:r>
+        <w:t xml:space="preserve"> </w:t>
+      </w:r>
+      <w:r>
+        <w:t xml:space="preserve">Design Document, Section 6.2</w:t>
+      </w:r>
+      <w:r>
+        <w:t xml:space="preserve"> </w:t>
+      </w:r>
+      <w:r>
+        <w:rPr>
+          <w:bCs/>
+          <w:b/>
+        </w:rPr>
+        <w:t xml:space="preserve">How:</w:t>
+      </w:r>
+      <w:r>
+        <w:t xml:space="preserve"> </w:t>
+      </w:r>
+      <w:r>
+        <w:t xml:space="preserve">The pending Infrastructure run, Review deployments</w:t>
+      </w:r>
+      <w:r>
+        <w:t xml:space="preserve"> </w:t>
+      </w:r>
+      <w:r>
+        <w:rPr>
+          <w:bCs/>
+          <w:b/>
+        </w:rPr>
+        <w:t xml:space="preserve">Must show:</w:t>
+      </w:r>
+      <w:r>
+        <w:t xml:space="preserve"> </w:t>
+      </w:r>
+      <w:r>
+        <w:t xml:space="preserve">the plan summary with the instance replacements, and the approve or reject buttons</w:t>
+      </w:r>
+    </w:p>
+    <w:p>
+      <w:pPr>
+        <w:pStyle w:val="BodyText"/>
+      </w:pPr>
+      <w:r>
+        <w:t xml:space="preserve">Caption it with why it stopped: the plan replaces two instances, which is what the gate exists for.</w:t>
+      </w:r>
+    </w:p>
+    <w:bookmarkEnd w:id="44"/>
+    <w:bookmarkStart w:id="45" w:name="p-04-soar-ci-passing"/>
+    <w:p>
+      <w:pPr>
+        <w:pStyle w:val="Heading3"/>
+      </w:pPr>
+      <w:r>
+        <w:t xml:space="preserve">P-04, SOAR CI passing</w:t>
+      </w:r>
+    </w:p>
+    <w:p>
+      <w:pPr>
+        <w:pStyle w:val="FirstParagraph"/>
+      </w:pPr>
+      <w:r>
+        <w:rPr>
+          <w:bCs/>
+          <w:b/>
+        </w:rPr>
+        <w:t xml:space="preserve">File:</w:t>
+      </w:r>
+      <w:r>
+        <w:t xml:space="preserve"> </w:t>
+      </w:r>
+      <w:r>
+        <w:rPr>
+          <w:rStyle w:val="VerbatimChar"/>
+        </w:rPr>
+        <w:t xml:space="preserve">evidence/p04-soar-ci-green.png</w:t>
+      </w:r>
+      <w:r>
+        <w:t xml:space="preserve"> </w:t>
+      </w:r>
+      <w:r>
+        <w:rPr>
+          <w:bCs/>
+          <w:b/>
+        </w:rPr>
+        <w:t xml:space="preserve">Goes in:</w:t>
+      </w:r>
+      <w:r>
+        <w:t xml:space="preserve"> </w:t>
+      </w:r>
+      <w:r>
+        <w:t xml:space="preserve">Test Plan and Results, Section 3.1a</w:t>
+      </w:r>
+      <w:r>
+        <w:t xml:space="preserve"> </w:t>
+      </w:r>
+      <w:r>
+        <w:rPr>
+          <w:bCs/>
+          <w:b/>
+        </w:rPr>
+        <w:t xml:space="preserve">How:</w:t>
+      </w:r>
+      <w:r>
+        <w:t xml:space="preserve"> </w:t>
+      </w:r>
+      <w:r>
+        <w:t xml:space="preserve">A successful SOAR CI run, Unit tests job, test output expanded</w:t>
+      </w:r>
+      <w:r>
+        <w:t xml:space="preserve"> </w:t>
+      </w:r>
+      <w:r>
+        <w:rPr>
+          <w:bCs/>
+          <w:b/>
+        </w:rPr>
+        <w:t xml:space="preserve">Must show:</w:t>
+      </w:r>
+      <w:r>
+        <w:t xml:space="preserve"> </w:t>
+      </w:r>
+      <w:r>
+        <w:t xml:space="preserve">the tests running and the OK line</w:t>
+      </w:r>
+    </w:p>
+    <w:bookmarkEnd w:id="45"/>
+    <w:bookmarkStart w:id="46" w:name="X09adee98b04864a1ab76503e561cac1a99d176e"/>
+    <w:p>
+      <w:pPr>
+        <w:pStyle w:val="Heading3"/>
+      </w:pPr>
+      <w:r>
+        <w:t xml:space="preserve">P-05, the observability deployment summary</w:t>
+      </w:r>
+    </w:p>
+    <w:p>
+      <w:pPr>
+        <w:pStyle w:val="FirstParagraph"/>
+      </w:pPr>
+      <w:r>
+        <w:rPr>
+          <w:bCs/>
+          <w:b/>
+        </w:rPr>
+        <w:t xml:space="preserve">File:</w:t>
+      </w:r>
+      <w:r>
+        <w:t xml:space="preserve"> </w:t>
+      </w:r>
+      <w:r>
+        <w:rPr>
+          <w:rStyle w:val="VerbatimChar"/>
+        </w:rPr>
+        <w:t xml:space="preserve">evidence/p05-observability-deploy.png</w:t>
+      </w:r>
+      <w:r>
+        <w:t xml:space="preserve"> </w:t>
+      </w:r>
+      <w:r>
+        <w:rPr>
+          <w:bCs/>
+          <w:b/>
+        </w:rPr>
+        <w:t xml:space="preserve">Goes in:</w:t>
+      </w:r>
+      <w:r>
+        <w:t xml:space="preserve"> </w:t>
+      </w:r>
+      <w:r>
+        <w:t xml:space="preserve">Design Document, Section 6.2</w:t>
+      </w:r>
+      <w:r>
+        <w:t xml:space="preserve"> </w:t>
+      </w:r>
+      <w:r>
+        <w:rPr>
+          <w:bCs/>
+          <w:b/>
+        </w:rPr>
+        <w:t xml:space="preserve">How:</w:t>
+      </w:r>
+      <w:r>
+        <w:t xml:space="preserve"> </w:t>
+      </w:r>
+      <w:r>
+        <w:t xml:space="preserve">A successful Observability run, the job summary</w:t>
+      </w:r>
+      <w:r>
+        <w:t xml:space="preserve"> </w:t>
+      </w:r>
+      <w:r>
+        <w:rPr>
+          <w:bCs/>
+          <w:b/>
+        </w:rPr>
+        <w:t xml:space="preserve">Must show:</w:t>
+      </w:r>
+      <w:r>
+        <w:t xml:space="preserve"> </w:t>
+      </w:r>
+      <w:r>
+        <w:t xml:space="preserve">the component table and the total duration</w:t>
+      </w:r>
+    </w:p>
+    <w:bookmarkEnd w:id="46"/>
+    <w:bookmarkStart w:id="47" w:name="p-06-the-soar-console"/>
+    <w:p>
+      <w:pPr>
+        <w:pStyle w:val="Heading3"/>
+      </w:pPr>
+      <w:r>
+        <w:t xml:space="preserve">P-06, the SOAR console</w:t>
+      </w:r>
+    </w:p>
+    <w:p>
+      <w:pPr>
+        <w:pStyle w:val="FirstParagraph"/>
+      </w:pPr>
+      <w:r>
+        <w:rPr>
+          <w:bCs/>
+          <w:b/>
+        </w:rPr>
+        <w:t xml:space="preserve">File:</w:t>
+      </w:r>
+      <w:r>
+        <w:t xml:space="preserve"> </w:t>
+      </w:r>
+      <w:r>
+        <w:rPr>
+          <w:rStyle w:val="VerbatimChar"/>
+        </w:rPr>
+        <w:t xml:space="preserve">evidence/p06-soar-console.png</w:t>
+      </w:r>
+      <w:r>
+        <w:t xml:space="preserve"> </w:t>
+      </w:r>
+      <w:r>
+        <w:rPr>
+          <w:bCs/>
+          <w:b/>
+        </w:rPr>
+        <w:t xml:space="preserve">Goes in:</w:t>
+      </w:r>
+      <w:r>
+        <w:t xml:space="preserve"> </w:t>
+      </w:r>
+      <w:r>
+        <w:t xml:space="preserve">Design Document, Section 6.2, and SOAR Design, Section 3.2</w:t>
+      </w:r>
+      <w:r>
+        <w:t xml:space="preserve"> </w:t>
+      </w:r>
+      <w:r>
+        <w:rPr>
+          <w:bCs/>
+          <w:b/>
+        </w:rPr>
+        <w:t xml:space="preserve">How:</w:t>
+      </w:r>
+      <w:r>
+        <w:t xml:space="preserve"> </w:t>
+      </w:r>
+      <w:r>
+        <w:t xml:space="preserve">Tunnel to the console and screenshot the page</w:t>
+      </w:r>
+      <w:r>
+        <w:t xml:space="preserve"> </w:t>
+      </w:r>
+      <w:r>
+        <w:rPr>
+          <w:bCs/>
+          <w:b/>
+        </w:rPr>
+        <w:t xml:space="preserve">Must show:</w:t>
+      </w:r>
+      <w:r>
+        <w:t xml:space="preserve"> </w:t>
+      </w:r>
+      <w:r>
+        <w:t xml:space="preserve">the three counters, at least one block row, at least one quarantine row, and some events</w:t>
+      </w:r>
+    </w:p>
+    <w:p>
+      <w:pPr>
+        <w:pStyle w:val="BodyText"/>
+      </w:pPr>
+      <w:r>
+        <w:t xml:space="preserve">Run a SOAR test first if the tables are thin. A block showing status</w:t>
+      </w:r>
+      <w:r>
+        <w:t xml:space="preserve"> </w:t>
+      </w:r>
+      <w:r>
+        <w:rPr>
+          <w:rStyle w:val="VerbatimChar"/>
+        </w:rPr>
+        <w:t xml:space="preserve">expired</w:t>
+      </w:r>
+      <w:r>
+        <w:t xml:space="preserve"> </w:t>
+      </w:r>
+      <w:r>
+        <w:t xml:space="preserve">is worth having, because it proves the scheduled expiry function ran, which nothing else demonstrates visually.</w:t>
+      </w:r>
+    </w:p>
+    <w:bookmarkEnd w:id="47"/>
+    <w:bookmarkStart w:id="48" w:name="p-07-images-in-ecr"/>
+    <w:p>
+      <w:pPr>
+        <w:pStyle w:val="Heading3"/>
+      </w:pPr>
+      <w:r>
+        <w:t xml:space="preserve">P-07, images in ECR</w:t>
+      </w:r>
+    </w:p>
+    <w:p>
+      <w:pPr>
+        <w:pStyle w:val="FirstParagraph"/>
+      </w:pPr>
+      <w:r>
+        <w:rPr>
+          <w:bCs/>
+          <w:b/>
+        </w:rPr>
+        <w:t xml:space="preserve">File:</w:t>
+      </w:r>
+      <w:r>
+        <w:t xml:space="preserve"> </w:t>
+      </w:r>
+      <w:r>
+        <w:rPr>
+          <w:rStyle w:val="VerbatimChar"/>
+        </w:rPr>
+        <w:t xml:space="preserve">evidence/p07-ecr-images.png</w:t>
+      </w:r>
+      <w:r>
+        <w:t xml:space="preserve"> </w:t>
+      </w:r>
+      <w:r>
+        <w:rPr>
+          <w:bCs/>
+          <w:b/>
+        </w:rPr>
+        <w:t xml:space="preserve">Goes in:</w:t>
+      </w:r>
+      <w:r>
+        <w:t xml:space="preserve"> </w:t>
+      </w:r>
+      <w:r>
+        <w:t xml:space="preserve">Design Document, Section 6.2</w:t>
+      </w:r>
+      <w:r>
+        <w:t xml:space="preserve"> </w:t>
+      </w:r>
+      <w:r>
+        <w:rPr>
+          <w:bCs/>
+          <w:b/>
+        </w:rPr>
+        <w:t xml:space="preserve">How:</w:t>
+      </w:r>
+      <w:r>
+        <w:t xml:space="preserve"> </w:t>
+      </w:r>
+      <w:r>
+        <w:t xml:space="preserve">ECR console, the</w:t>
+      </w:r>
+      <w:r>
+        <w:t xml:space="preserve"> </w:t>
+      </w:r>
+      <w:r>
+        <w:rPr>
+          <w:rStyle w:val="VerbatimChar"/>
+        </w:rPr>
+        <w:t xml:space="preserve">innovatech/soar</w:t>
+      </w:r>
+      <w:r>
+        <w:t xml:space="preserve"> </w:t>
+      </w:r>
+      <w:r>
+        <w:t xml:space="preserve">repository</w:t>
+      </w:r>
+      <w:r>
+        <w:t xml:space="preserve"> </w:t>
+      </w:r>
+      <w:r>
+        <w:rPr>
+          <w:bCs/>
+          <w:b/>
+        </w:rPr>
+        <w:t xml:space="preserve">Must show:</w:t>
+      </w:r>
+      <w:r>
+        <w:t xml:space="preserve"> </w:t>
+      </w:r>
+      <w:r>
+        <w:t xml:space="preserve">the image tags, which are commit SHAs rather than</w:t>
+      </w:r>
+      <w:r>
+        <w:t xml:space="preserve"> </w:t>
+      </w:r>
+      <w:r>
+        <w:rPr>
+          <w:rStyle w:val="VerbatimChar"/>
+        </w:rPr>
+        <w:t xml:space="preserve">latest</w:t>
+      </w:r>
+    </w:p>
+    <w:p>
+      <w:pPr>
+        <w:pStyle w:val="BodyText"/>
+      </w:pPr>
+      <w:r>
+        <w:t xml:space="preserve">Supports the tagging decision. Each tag traces to a commit.</w:t>
+      </w:r>
+    </w:p>
+    <w:p>
+      <w:r>
+        <w:pict>
+          <v:rect style="width:0;height:1.5pt" o:hralign="center" o:hrstd="t" o:hr="t"/>
+        </w:pict>
+      </w:r>
+    </w:p>
+    <w:bookmarkEnd w:id="48"/>
+    <w:bookmarkEnd w:id="49"/>
+    <w:bookmarkStart w:id="50" w:name="inserting-them-in-word"/>
     <w:p>
       <w:pPr>
         <w:pStyle w:val="Heading2"/>
@@ -2084,8 +2733,8 @@
         <w:t xml:space="preserve">Caption every figure and refer to it by number in the surrounding text. An uncaptioned screenshot is decoration; a captioned one that the text points at is evidence.</w:t>
       </w:r>
     </w:p>
-    <w:bookmarkEnd w:id="42"/>
-    <w:bookmarkStart w:id="43" w:name="for-the-presentation"/>
+    <w:bookmarkEnd w:id="50"/>
+    <w:bookmarkStart w:id="51" w:name="for-the-presentation"/>
     <w:p>
       <w:pPr>
         <w:pStyle w:val="Heading2"/>
@@ -2134,8 +2783,16 @@
         <w:t xml:space="preserve">Put each pair side by side on one slide with a single sentence underneath. That is the story in two slides, and it is the story the whole project exists to tell.</w:t>
       </w:r>
     </w:p>
-    <w:bookmarkEnd w:id="43"/>
-    <w:bookmarkEnd w:id="44"/>
+    <w:p>
+      <w:pPr>
+        <w:pStyle w:val="BodyText"/>
+      </w:pPr>
+      <w:r>
+        <w:t xml:space="preserve">Two more are worth a slide each: P-02, the run list showing two pipelines deploying while a third waits for review, and P-06, the console with real blocks and quarantines on it.</w:t>
+      </w:r>
+    </w:p>
+    <w:bookmarkEnd w:id="51"/>
+    <w:bookmarkEnd w:id="52"/>
     <w:sectPr/>
   </w:body>
 </w:document>

--- a/docs/EVIDENCE-GUIDE.docx
+++ b/docs/EVIDENCE-GUIDE.docx
@@ -2,7 +2,33 @@
 <file path=word/document.xml><?xml version="1.0" encoding="utf-8"?>
 <w:document xmlns:w="http://schemas.openxmlformats.org/wordprocessingml/2006/main" xmlns:m="http://schemas.openxmlformats.org/officeDocument/2006/math" xmlns:r="http://schemas.openxmlformats.org/officeDocument/2006/relationships" xmlns:o="urn:schemas-microsoft-com:office:office" xmlns:v="urn:schemas-microsoft-com:vml" xmlns:w10="urn:schemas-microsoft-com:office:word" xmlns:a="http://schemas.openxmlformats.org/drawingml/2006/main" xmlns:pic="http://schemas.openxmlformats.org/drawingml/2006/picture" xmlns:wp="http://schemas.openxmlformats.org/drawingml/2006/wordprocessingDrawing">
   <w:body>
-    <w:bookmarkStart w:id="52" w:name="evidence-capture-guide"/>
+    <w:sdt>
+      <w:sdtPr>
+        <w:docPartObj>
+          <w:docPartGallery w:val="Table of Contents"/>
+          <w:docPartUnique/>
+        </w:docPartObj>
+      </w:sdtPr>
+      <w:sdtContent>
+        <w:p>
+          <w:pPr>
+            <w:pStyle w:val="TOCHeading"/>
+          </w:pPr>
+          <w:r>
+            <w:t xml:space="preserve">Table of Contents</w:t>
+          </w:r>
+        </w:p>
+        <w:p>
+          <w:r>
+            <w:fldChar w:fldCharType="begin" w:dirty="true"/>
+            <w:instrText xml:space="preserve">TOC \o "1-2" \h \z \u</w:instrText>
+            <w:fldChar w:fldCharType="separate"/>
+            <w:fldChar w:fldCharType="end"/>
+          </w:r>
+        </w:p>
+      </w:sdtContent>
+    </w:sdt>
+    <w:bookmarkStart w:id="58" w:name="evidence-capture-guide"/>
     <w:p>
       <w:pPr>
         <w:pStyle w:val="Heading1"/>
@@ -1990,22 +2016,22 @@
     </w:p>
     <w:bookmarkEnd w:id="40"/>
     <w:bookmarkEnd w:id="41"/>
-    <w:bookmarkStart w:id="49" w:name="evidence-for-the-cicd-sections"/>
+    <w:bookmarkStart w:id="47" w:name="X68c596786005b36b9d1daa2e73806c2df6967cb"/>
     <w:p>
       <w:pPr>
         <w:pStyle w:val="Heading2"/>
       </w:pPr>
       <w:r>
-        <w:t xml:space="preserve">Evidence for the CI/CD sections</w:t>
-      </w:r>
-    </w:p>
-    <w:bookmarkStart w:id="42" w:name="p-01-all-four-workflows"/>
+        <w:t xml:space="preserve">Evidence for the on-premises source and the dashboard</w:t>
+      </w:r>
+    </w:p>
+    <w:bookmarkStart w:id="42" w:name="o-01-the-forwarder-agent-running"/>
     <w:p>
       <w:pPr>
         <w:pStyle w:val="Heading3"/>
       </w:pPr>
       <w:r>
-        <w:t xml:space="preserve">P-01, all four workflows</w:t>
+        <w:t xml:space="preserve">O-01, the forwarder agent running</w:t>
       </w:r>
     </w:p>
     <w:p>
@@ -2026,7 +2052,7 @@
         <w:rPr>
           <w:rStyle w:val="VerbatimChar"/>
         </w:rPr>
-        <w:t xml:space="preserve">evidence/p01-workflows-list.png</w:t>
+        <w:t xml:space="preserve">evidence/o01-forwarder-active.png</w:t>
       </w:r>
       <w:r>
         <w:t xml:space="preserve"> </w:t>
@@ -2042,7 +2068,7 @@
         <w:t xml:space="preserve"> </w:t>
       </w:r>
       <w:r>
-        <w:t xml:space="preserve">Design Document, Section 6.2</w:t>
+        <w:t xml:space="preserve">Test Plan and Results, Section 4.3</w:t>
       </w:r>
       <w:r>
         <w:t xml:space="preserve"> </w:t>
@@ -2058,7 +2084,16 @@
         <w:t xml:space="preserve"> </w:t>
       </w:r>
       <w:r>
-        <w:t xml:space="preserve">Actions tab, the left sidebar listing SOAR CI, Infrastructure, SOAR Console, Observability</w:t>
+        <w:t xml:space="preserve">SSH to corp-server,</w:t>
+      </w:r>
+      <w:r>
+        <w:t xml:space="preserve"> </w:t>
+      </w:r>
+      <w:r>
+        <w:rPr>
+          <w:rStyle w:val="VerbatimChar"/>
+        </w:rPr>
+        <w:t xml:space="preserve">systemctl status soar-forwarder</w:t>
       </w:r>
       <w:r>
         <w:t xml:space="preserve"> </w:t>
@@ -2074,7 +2109,110 @@
         <w:t xml:space="preserve"> </w:t>
       </w:r>
       <w:r>
-        <w:t xml:space="preserve">all four names</w:t>
+        <w:t xml:space="preserve">active (running), and a few recent log lines showing forwarded events</w:t>
+      </w:r>
+    </w:p>
+    <w:bookmarkEnd w:id="42"/>
+    <w:bookmarkStart w:id="43" w:name="o-02-real-auth-failures-on-the-host"/>
+    <w:p>
+      <w:pPr>
+        <w:pStyle w:val="Heading3"/>
+      </w:pPr>
+      <w:r>
+        <w:t xml:space="preserve">O-02, real auth failures on the host</w:t>
+      </w:r>
+    </w:p>
+    <w:p>
+      <w:pPr>
+        <w:pStyle w:val="FirstParagraph"/>
+      </w:pPr>
+      <w:r>
+        <w:rPr>
+          <w:bCs/>
+          <w:b/>
+        </w:rPr>
+        <w:t xml:space="preserve">File:</w:t>
+      </w:r>
+      <w:r>
+        <w:t xml:space="preserve"> </w:t>
+      </w:r>
+      <w:r>
+        <w:rPr>
+          <w:rStyle w:val="VerbatimChar"/>
+        </w:rPr>
+        <w:t xml:space="preserve">evidence/o02-authlog.png</w:t>
+      </w:r>
+      <w:r>
+        <w:t xml:space="preserve"> </w:t>
+      </w:r>
+      <w:r>
+        <w:rPr>
+          <w:bCs/>
+          <w:b/>
+        </w:rPr>
+        <w:t xml:space="preserve">Goes in:</w:t>
+      </w:r>
+      <w:r>
+        <w:t xml:space="preserve"> </w:t>
+      </w:r>
+      <w:r>
+        <w:t xml:space="preserve">Test Plan and Results, Section 4.3</w:t>
+      </w:r>
+      <w:r>
+        <w:t xml:space="preserve"> </w:t>
+      </w:r>
+      <w:r>
+        <w:rPr>
+          <w:bCs/>
+          <w:b/>
+        </w:rPr>
+        <w:t xml:space="preserve">How:</w:t>
+      </w:r>
+      <w:r>
+        <w:t xml:space="preserve"> </w:t>
+      </w:r>
+      <w:r>
+        <w:t xml:space="preserve">On corp-server,</w:t>
+      </w:r>
+      <w:r>
+        <w:t xml:space="preserve"> </w:t>
+      </w:r>
+      <w:r>
+        <w:rPr>
+          <w:rStyle w:val="VerbatimChar"/>
+        </w:rPr>
+        <w:t xml:space="preserve">sudo tail -20 /var/log/auth.log</w:t>
+      </w:r>
+      <w:r>
+        <w:t xml:space="preserve"> </w:t>
+      </w:r>
+      <w:r>
+        <w:t xml:space="preserve">after running the test</w:t>
+      </w:r>
+      <w:r>
+        <w:t xml:space="preserve"> </w:t>
+      </w:r>
+      <w:r>
+        <w:rPr>
+          <w:bCs/>
+          <w:b/>
+        </w:rPr>
+        <w:t xml:space="preserve">Must show:</w:t>
+      </w:r>
+      <w:r>
+        <w:t xml:space="preserve"> </w:t>
+      </w:r>
+      <w:r>
+        <w:rPr>
+          <w:rStyle w:val="VerbatimChar"/>
+        </w:rPr>
+        <w:t xml:space="preserve">Failed password</w:t>
+      </w:r>
+      <w:r>
+        <w:t xml:space="preserve"> </w:t>
+      </w:r>
+      <w:r>
+        <w:t xml:space="preserve">lines with timestamps and source addresses</w:t>
       </w:r>
     </w:p>
     <w:p>
@@ -2082,17 +2220,17 @@
         <w:pStyle w:val="BodyText"/>
       </w:pPr>
       <w:r>
-        <w:t xml:space="preserve">One image covering P2-10, P2-11 and P2-12.</w:t>
-      </w:r>
-    </w:p>
-    <w:bookmarkEnd w:id="42"/>
-    <w:bookmarkStart w:id="43" w:name="p-02-the-run-list-with-mixed-outcomes"/>
+        <w:t xml:space="preserve">This is the shot that proves nothing was fabricated. The events in the pipeline correspond line for line to what sshd wrote here.</w:t>
+      </w:r>
+    </w:p>
+    <w:bookmarkEnd w:id="43"/>
+    <w:bookmarkStart w:id="44" w:name="o-03-on-premises-test-output"/>
     <w:p>
       <w:pPr>
         <w:pStyle w:val="Heading3"/>
       </w:pPr>
       <w:r>
-        <w:t xml:space="preserve">P-02, the run list with mixed outcomes</w:t>
+        <w:t xml:space="preserve">O-03, on-premises test output</w:t>
       </w:r>
     </w:p>
     <w:p>
@@ -2113,7 +2251,7 @@
         <w:rPr>
           <w:rStyle w:val="VerbatimChar"/>
         </w:rPr>
-        <w:t xml:space="preserve">evidence/p02-run-list.png</w:t>
+        <w:t xml:space="preserve">evidence/o03-onprem-test.png</w:t>
       </w:r>
       <w:r>
         <w:t xml:space="preserve"> </w:t>
@@ -2129,7 +2267,7 @@
         <w:t xml:space="preserve"> </w:t>
       </w:r>
       <w:r>
-        <w:t xml:space="preserve">Design Document, Section 6.2</w:t>
+        <w:t xml:space="preserve">Test Plan and Results, Section 4.3</w:t>
       </w:r>
       <w:r>
         <w:t xml:space="preserve"> </w:t>
@@ -2145,7 +2283,16 @@
         <w:t xml:space="preserve"> </w:t>
       </w:r>
       <w:r>
-        <w:t xml:space="preserve">Actions tab, the run list from a single commit</w:t>
+        <w:t xml:space="preserve">Full terminal output of</w:t>
+      </w:r>
+      <w:r>
+        <w:t xml:space="preserve"> </w:t>
+      </w:r>
+      <w:r>
+        <w:rPr>
+          <w:rStyle w:val="VerbatimChar"/>
+        </w:rPr>
+        <w:t xml:space="preserve">test-soar-onprem-syslog.ps1</w:t>
       </w:r>
       <w:r>
         <w:t xml:space="preserve"> </w:t>
@@ -2161,7 +2308,86 @@
         <w:t xml:space="preserve"> </w:t>
       </w:r>
       <w:r>
-        <w:t xml:space="preserve">SOAR CI green, SOAR Console green, Infrastructure waiting</w:t>
+        <w:t xml:space="preserve">the forwarder journal, the syslog-sourced events table, the NACL before and after, and the PASS verdict</w:t>
+      </w:r>
+    </w:p>
+    <w:bookmarkEnd w:id="44"/>
+    <w:bookmarkStart w:id="45" w:name="o-04-soar-operations-dashboard"/>
+    <w:p>
+      <w:pPr>
+        <w:pStyle w:val="Heading3"/>
+      </w:pPr>
+      <w:r>
+        <w:t xml:space="preserve">O-04, SOAR Operations dashboard</w:t>
+      </w:r>
+    </w:p>
+    <w:p>
+      <w:pPr>
+        <w:pStyle w:val="FirstParagraph"/>
+      </w:pPr>
+      <w:r>
+        <w:rPr>
+          <w:bCs/>
+          <w:b/>
+        </w:rPr>
+        <w:t xml:space="preserve">File:</w:t>
+      </w:r>
+      <w:r>
+        <w:t xml:space="preserve"> </w:t>
+      </w:r>
+      <w:r>
+        <w:rPr>
+          <w:rStyle w:val="VerbatimChar"/>
+        </w:rPr>
+        <w:t xml:space="preserve">evidence/o04-soar-dashboard.png</w:t>
+      </w:r>
+      <w:r>
+        <w:t xml:space="preserve"> </w:t>
+      </w:r>
+      <w:r>
+        <w:rPr>
+          <w:bCs/>
+          <w:b/>
+        </w:rPr>
+        <w:t xml:space="preserve">Goes in:</w:t>
+      </w:r>
+      <w:r>
+        <w:t xml:space="preserve"> </w:t>
+      </w:r>
+      <w:r>
+        <w:t xml:space="preserve">Design Document, Section 4.4, and it is the primary evidence for REQ-NCA-P2-08</w:t>
+      </w:r>
+      <w:r>
+        <w:t xml:space="preserve"> </w:t>
+      </w:r>
+      <w:r>
+        <w:rPr>
+          <w:bCs/>
+          <w:b/>
+        </w:rPr>
+        <w:t xml:space="preserve">How:</w:t>
+      </w:r>
+      <w:r>
+        <w:t xml:space="preserve"> </w:t>
+      </w:r>
+      <w:r>
+        <w:t xml:space="preserve">Tunnel to Grafana on port 30030, open the SOAR Operations dashboard</w:t>
+      </w:r>
+      <w:r>
+        <w:t xml:space="preserve"> </w:t>
+      </w:r>
+      <w:r>
+        <w:rPr>
+          <w:bCs/>
+          <w:b/>
+        </w:rPr>
+        <w:t xml:space="preserve">Must show:</w:t>
+      </w:r>
+      <w:r>
+        <w:t xml:space="preserve"> </w:t>
+      </w:r>
+      <w:r>
+        <w:t xml:space="preserve">the six headline counters with non-zero values, and at least the response pipeline row</w:t>
       </w:r>
     </w:p>
     <w:p>
@@ -2169,17 +2395,17 @@
         <w:pStyle w:val="BodyText"/>
       </w:pPr>
       <w:r>
-        <w:t xml:space="preserve">This is the best available image of the risk grading, because it shows two pipelines deploying on their own while a third stops for review, from the same push. Far more convincing than the paragraph describing it.</w:t>
-      </w:r>
-    </w:p>
-    <w:bookmarkEnd w:id="43"/>
-    <w:bookmarkStart w:id="44" w:name="p-03-the-approval-prompt"/>
+        <w:t xml:space="preserve">Run a SOAR test first and wait two minutes, so cloudwatch-exporter has scraped the metrics and the panels are populated. An empty dashboard proves it exists but not that it works.</w:t>
+      </w:r>
+    </w:p>
+    <w:bookmarkEnd w:id="45"/>
+    <w:bookmarkStart w:id="46" w:name="o-05-the-funnel-with-real-data"/>
     <w:p>
       <w:pPr>
         <w:pStyle w:val="Heading3"/>
       </w:pPr>
       <w:r>
-        <w:t xml:space="preserve">P-03, the approval prompt</w:t>
+        <w:t xml:space="preserve">O-05, the funnel with real data</w:t>
       </w:r>
     </w:p>
     <w:p>
@@ -2200,7 +2426,7 @@
         <w:rPr>
           <w:rStyle w:val="VerbatimChar"/>
         </w:rPr>
-        <w:t xml:space="preserve">evidence/p03-approval-prompt.png</w:t>
+        <w:t xml:space="preserve">evidence/o05-dashboard-pipeline-row.png</w:t>
       </w:r>
       <w:r>
         <w:t xml:space="preserve"> </w:t>
@@ -2216,7 +2442,7 @@
         <w:t xml:space="preserve"> </w:t>
       </w:r>
       <w:r>
-        <w:t xml:space="preserve">Design Document, Section 6.2</w:t>
+        <w:t xml:space="preserve">SOAR Design, Section 3.4</w:t>
       </w:r>
       <w:r>
         <w:t xml:space="preserve"> </w:t>
@@ -2232,7 +2458,7 @@
         <w:t xml:space="preserve"> </w:t>
       </w:r>
       <w:r>
-        <w:t xml:space="preserve">The pending Infrastructure run, Review deployments</w:t>
+        <w:t xml:space="preserve">The response pipeline row of the dashboard, after a test run</w:t>
       </w:r>
       <w:r>
         <w:t xml:space="preserve"> </w:t>
@@ -2248,7 +2474,7 @@
         <w:t xml:space="preserve"> </w:t>
       </w:r>
       <w:r>
-        <w:t xml:space="preserve">the plan summary with the instance replacements, and the approve or reject buttons</w:t>
+        <w:t xml:space="preserve">ingested, matched, dispatched and executed as overlaid lines</w:t>
       </w:r>
     </w:p>
     <w:p>
@@ -2256,378 +2482,7 @@
         <w:pStyle w:val="BodyText"/>
       </w:pPr>
       <w:r>
-        <w:t xml:space="preserve">Caption it with why it stopped: the plan replaces two instances, which is what the gate exists for.</w:t>
-      </w:r>
-    </w:p>
-    <w:bookmarkEnd w:id="44"/>
-    <w:bookmarkStart w:id="45" w:name="p-04-soar-ci-passing"/>
-    <w:p>
-      <w:pPr>
-        <w:pStyle w:val="Heading3"/>
-      </w:pPr>
-      <w:r>
-        <w:t xml:space="preserve">P-04, SOAR CI passing</w:t>
-      </w:r>
-    </w:p>
-    <w:p>
-      <w:pPr>
-        <w:pStyle w:val="FirstParagraph"/>
-      </w:pPr>
-      <w:r>
-        <w:rPr>
-          <w:bCs/>
-          <w:b/>
-        </w:rPr>
-        <w:t xml:space="preserve">File:</w:t>
-      </w:r>
-      <w:r>
-        <w:t xml:space="preserve"> </w:t>
-      </w:r>
-      <w:r>
-        <w:rPr>
-          <w:rStyle w:val="VerbatimChar"/>
-        </w:rPr>
-        <w:t xml:space="preserve">evidence/p04-soar-ci-green.png</w:t>
-      </w:r>
-      <w:r>
-        <w:t xml:space="preserve"> </w:t>
-      </w:r>
-      <w:r>
-        <w:rPr>
-          <w:bCs/>
-          <w:b/>
-        </w:rPr>
-        <w:t xml:space="preserve">Goes in:</w:t>
-      </w:r>
-      <w:r>
-        <w:t xml:space="preserve"> </w:t>
-      </w:r>
-      <w:r>
-        <w:t xml:space="preserve">Test Plan and Results, Section 3.1a</w:t>
-      </w:r>
-      <w:r>
-        <w:t xml:space="preserve"> </w:t>
-      </w:r>
-      <w:r>
-        <w:rPr>
-          <w:bCs/>
-          <w:b/>
-        </w:rPr>
-        <w:t xml:space="preserve">How:</w:t>
-      </w:r>
-      <w:r>
-        <w:t xml:space="preserve"> </w:t>
-      </w:r>
-      <w:r>
-        <w:t xml:space="preserve">A successful SOAR CI run, Unit tests job, test output expanded</w:t>
-      </w:r>
-      <w:r>
-        <w:t xml:space="preserve"> </w:t>
-      </w:r>
-      <w:r>
-        <w:rPr>
-          <w:bCs/>
-          <w:b/>
-        </w:rPr>
-        <w:t xml:space="preserve">Must show:</w:t>
-      </w:r>
-      <w:r>
-        <w:t xml:space="preserve"> </w:t>
-      </w:r>
-      <w:r>
-        <w:t xml:space="preserve">the tests running and the OK line</w:t>
-      </w:r>
-    </w:p>
-    <w:bookmarkEnd w:id="45"/>
-    <w:bookmarkStart w:id="46" w:name="X09adee98b04864a1ab76503e561cac1a99d176e"/>
-    <w:p>
-      <w:pPr>
-        <w:pStyle w:val="Heading3"/>
-      </w:pPr>
-      <w:r>
-        <w:t xml:space="preserve">P-05, the observability deployment summary</w:t>
-      </w:r>
-    </w:p>
-    <w:p>
-      <w:pPr>
-        <w:pStyle w:val="FirstParagraph"/>
-      </w:pPr>
-      <w:r>
-        <w:rPr>
-          <w:bCs/>
-          <w:b/>
-        </w:rPr>
-        <w:t xml:space="preserve">File:</w:t>
-      </w:r>
-      <w:r>
-        <w:t xml:space="preserve"> </w:t>
-      </w:r>
-      <w:r>
-        <w:rPr>
-          <w:rStyle w:val="VerbatimChar"/>
-        </w:rPr>
-        <w:t xml:space="preserve">evidence/p05-observability-deploy.png</w:t>
-      </w:r>
-      <w:r>
-        <w:t xml:space="preserve"> </w:t>
-      </w:r>
-      <w:r>
-        <w:rPr>
-          <w:bCs/>
-          <w:b/>
-        </w:rPr>
-        <w:t xml:space="preserve">Goes in:</w:t>
-      </w:r>
-      <w:r>
-        <w:t xml:space="preserve"> </w:t>
-      </w:r>
-      <w:r>
-        <w:t xml:space="preserve">Design Document, Section 6.2</w:t>
-      </w:r>
-      <w:r>
-        <w:t xml:space="preserve"> </w:t>
-      </w:r>
-      <w:r>
-        <w:rPr>
-          <w:bCs/>
-          <w:b/>
-        </w:rPr>
-        <w:t xml:space="preserve">How:</w:t>
-      </w:r>
-      <w:r>
-        <w:t xml:space="preserve"> </w:t>
-      </w:r>
-      <w:r>
-        <w:t xml:space="preserve">A successful Observability run, the job summary</w:t>
-      </w:r>
-      <w:r>
-        <w:t xml:space="preserve"> </w:t>
-      </w:r>
-      <w:r>
-        <w:rPr>
-          <w:bCs/>
-          <w:b/>
-        </w:rPr>
-        <w:t xml:space="preserve">Must show:</w:t>
-      </w:r>
-      <w:r>
-        <w:t xml:space="preserve"> </w:t>
-      </w:r>
-      <w:r>
-        <w:t xml:space="preserve">the component table and the total duration</w:t>
-      </w:r>
-    </w:p>
-    <w:bookmarkEnd w:id="46"/>
-    <w:bookmarkStart w:id="47" w:name="p-06-the-soar-console"/>
-    <w:p>
-      <w:pPr>
-        <w:pStyle w:val="Heading3"/>
-      </w:pPr>
-      <w:r>
-        <w:t xml:space="preserve">P-06, the SOAR console</w:t>
-      </w:r>
-    </w:p>
-    <w:p>
-      <w:pPr>
-        <w:pStyle w:val="FirstParagraph"/>
-      </w:pPr>
-      <w:r>
-        <w:rPr>
-          <w:bCs/>
-          <w:b/>
-        </w:rPr>
-        <w:t xml:space="preserve">File:</w:t>
-      </w:r>
-      <w:r>
-        <w:t xml:space="preserve"> </w:t>
-      </w:r>
-      <w:r>
-        <w:rPr>
-          <w:rStyle w:val="VerbatimChar"/>
-        </w:rPr>
-        <w:t xml:space="preserve">evidence/p06-soar-console.png</w:t>
-      </w:r>
-      <w:r>
-        <w:t xml:space="preserve"> </w:t>
-      </w:r>
-      <w:r>
-        <w:rPr>
-          <w:bCs/>
-          <w:b/>
-        </w:rPr>
-        <w:t xml:space="preserve">Goes in:</w:t>
-      </w:r>
-      <w:r>
-        <w:t xml:space="preserve"> </w:t>
-      </w:r>
-      <w:r>
-        <w:t xml:space="preserve">Design Document, Section 6.2, and SOAR Design, Section 3.2</w:t>
-      </w:r>
-      <w:r>
-        <w:t xml:space="preserve"> </w:t>
-      </w:r>
-      <w:r>
-        <w:rPr>
-          <w:bCs/>
-          <w:b/>
-        </w:rPr>
-        <w:t xml:space="preserve">How:</w:t>
-      </w:r>
-      <w:r>
-        <w:t xml:space="preserve"> </w:t>
-      </w:r>
-      <w:r>
-        <w:t xml:space="preserve">Tunnel to the console and screenshot the page</w:t>
-      </w:r>
-      <w:r>
-        <w:t xml:space="preserve"> </w:t>
-      </w:r>
-      <w:r>
-        <w:rPr>
-          <w:bCs/>
-          <w:b/>
-        </w:rPr>
-        <w:t xml:space="preserve">Must show:</w:t>
-      </w:r>
-      <w:r>
-        <w:t xml:space="preserve"> </w:t>
-      </w:r>
-      <w:r>
-        <w:t xml:space="preserve">the three counters, at least one block row, at least one quarantine row, and some events</w:t>
-      </w:r>
-    </w:p>
-    <w:p>
-      <w:pPr>
-        <w:pStyle w:val="BodyText"/>
-      </w:pPr>
-      <w:r>
-        <w:t xml:space="preserve">Run a SOAR test first if the tables are thin. A block showing status</w:t>
-      </w:r>
-      <w:r>
-        <w:t xml:space="preserve"> </w:t>
-      </w:r>
-      <w:r>
-        <w:rPr>
-          <w:rStyle w:val="VerbatimChar"/>
-        </w:rPr>
-        <w:t xml:space="preserve">expired</w:t>
-      </w:r>
-      <w:r>
-        <w:t xml:space="preserve"> </w:t>
-      </w:r>
-      <w:r>
-        <w:t xml:space="preserve">is worth having, because it proves the scheduled expiry function ran, which nothing else demonstrates visually.</w:t>
-      </w:r>
-    </w:p>
-    <w:bookmarkEnd w:id="47"/>
-    <w:bookmarkStart w:id="48" w:name="p-07-images-in-ecr"/>
-    <w:p>
-      <w:pPr>
-        <w:pStyle w:val="Heading3"/>
-      </w:pPr>
-      <w:r>
-        <w:t xml:space="preserve">P-07, images in ECR</w:t>
-      </w:r>
-    </w:p>
-    <w:p>
-      <w:pPr>
-        <w:pStyle w:val="FirstParagraph"/>
-      </w:pPr>
-      <w:r>
-        <w:rPr>
-          <w:bCs/>
-          <w:b/>
-        </w:rPr>
-        <w:t xml:space="preserve">File:</w:t>
-      </w:r>
-      <w:r>
-        <w:t xml:space="preserve"> </w:t>
-      </w:r>
-      <w:r>
-        <w:rPr>
-          <w:rStyle w:val="VerbatimChar"/>
-        </w:rPr>
-        <w:t xml:space="preserve">evidence/p07-ecr-images.png</w:t>
-      </w:r>
-      <w:r>
-        <w:t xml:space="preserve"> </w:t>
-      </w:r>
-      <w:r>
-        <w:rPr>
-          <w:bCs/>
-          <w:b/>
-        </w:rPr>
-        <w:t xml:space="preserve">Goes in:</w:t>
-      </w:r>
-      <w:r>
-        <w:t xml:space="preserve"> </w:t>
-      </w:r>
-      <w:r>
-        <w:t xml:space="preserve">Design Document, Section 6.2</w:t>
-      </w:r>
-      <w:r>
-        <w:t xml:space="preserve"> </w:t>
-      </w:r>
-      <w:r>
-        <w:rPr>
-          <w:bCs/>
-          <w:b/>
-        </w:rPr>
-        <w:t xml:space="preserve">How:</w:t>
-      </w:r>
-      <w:r>
-        <w:t xml:space="preserve"> </w:t>
-      </w:r>
-      <w:r>
-        <w:t xml:space="preserve">ECR console, the</w:t>
-      </w:r>
-      <w:r>
-        <w:t xml:space="preserve"> </w:t>
-      </w:r>
-      <w:r>
-        <w:rPr>
-          <w:rStyle w:val="VerbatimChar"/>
-        </w:rPr>
-        <w:t xml:space="preserve">innovatech/soar</w:t>
-      </w:r>
-      <w:r>
-        <w:t xml:space="preserve"> </w:t>
-      </w:r>
-      <w:r>
-        <w:t xml:space="preserve">repository</w:t>
-      </w:r>
-      <w:r>
-        <w:t xml:space="preserve"> </w:t>
-      </w:r>
-      <w:r>
-        <w:rPr>
-          <w:bCs/>
-          <w:b/>
-        </w:rPr>
-        <w:t xml:space="preserve">Must show:</w:t>
-      </w:r>
-      <w:r>
-        <w:t xml:space="preserve"> </w:t>
-      </w:r>
-      <w:r>
-        <w:t xml:space="preserve">the image tags, which are commit SHAs rather than</w:t>
-      </w:r>
-      <w:r>
-        <w:t xml:space="preserve"> </w:t>
-      </w:r>
-      <w:r>
-        <w:rPr>
-          <w:rStyle w:val="VerbatimChar"/>
-        </w:rPr>
-        <w:t xml:space="preserve">latest</w:t>
-      </w:r>
-    </w:p>
-    <w:p>
-      <w:pPr>
-        <w:pStyle w:val="BodyText"/>
-      </w:pPr>
-      <w:r>
-        <w:t xml:space="preserve">Supports the tagging decision. Each tag traces to a commit.</w:t>
+        <w:t xml:space="preserve">Dispatched and executed tracking each other exactly is the visual proof that responses are completing rather than merely being ordered.</w:t>
       </w:r>
     </w:p>
     <w:p>
@@ -2637,9 +2492,658 @@
         </w:pict>
       </w:r>
     </w:p>
+    <w:bookmarkEnd w:id="46"/>
+    <w:bookmarkEnd w:id="47"/>
+    <w:bookmarkStart w:id="55" w:name="evidence-for-the-cicd-sections"/>
+    <w:p>
+      <w:pPr>
+        <w:pStyle w:val="Heading2"/>
+      </w:pPr>
+      <w:r>
+        <w:t xml:space="preserve">Evidence for the CI/CD sections</w:t>
+      </w:r>
+    </w:p>
+    <w:bookmarkStart w:id="48" w:name="p-01-all-four-workflows"/>
+    <w:p>
+      <w:pPr>
+        <w:pStyle w:val="Heading3"/>
+      </w:pPr>
+      <w:r>
+        <w:t xml:space="preserve">P-01, all four workflows</w:t>
+      </w:r>
+    </w:p>
+    <w:p>
+      <w:pPr>
+        <w:pStyle w:val="FirstParagraph"/>
+      </w:pPr>
+      <w:r>
+        <w:rPr>
+          <w:bCs/>
+          <w:b/>
+        </w:rPr>
+        <w:t xml:space="preserve">File:</w:t>
+      </w:r>
+      <w:r>
+        <w:t xml:space="preserve"> </w:t>
+      </w:r>
+      <w:r>
+        <w:rPr>
+          <w:rStyle w:val="VerbatimChar"/>
+        </w:rPr>
+        <w:t xml:space="preserve">evidence/p01-workflows-list.png</w:t>
+      </w:r>
+      <w:r>
+        <w:t xml:space="preserve"> </w:t>
+      </w:r>
+      <w:r>
+        <w:rPr>
+          <w:bCs/>
+          <w:b/>
+        </w:rPr>
+        <w:t xml:space="preserve">Goes in:</w:t>
+      </w:r>
+      <w:r>
+        <w:t xml:space="preserve"> </w:t>
+      </w:r>
+      <w:r>
+        <w:t xml:space="preserve">Design Document, Section 6.2</w:t>
+      </w:r>
+      <w:r>
+        <w:t xml:space="preserve"> </w:t>
+      </w:r>
+      <w:r>
+        <w:rPr>
+          <w:bCs/>
+          <w:b/>
+        </w:rPr>
+        <w:t xml:space="preserve">How:</w:t>
+      </w:r>
+      <w:r>
+        <w:t xml:space="preserve"> </w:t>
+      </w:r>
+      <w:r>
+        <w:t xml:space="preserve">Actions tab, the left sidebar listing SOAR CI, Infrastructure, SOAR Console, Observability</w:t>
+      </w:r>
+      <w:r>
+        <w:t xml:space="preserve"> </w:t>
+      </w:r>
+      <w:r>
+        <w:rPr>
+          <w:bCs/>
+          <w:b/>
+        </w:rPr>
+        <w:t xml:space="preserve">Must show:</w:t>
+      </w:r>
+      <w:r>
+        <w:t xml:space="preserve"> </w:t>
+      </w:r>
+      <w:r>
+        <w:t xml:space="preserve">all four names</w:t>
+      </w:r>
+    </w:p>
+    <w:p>
+      <w:pPr>
+        <w:pStyle w:val="BodyText"/>
+      </w:pPr>
+      <w:r>
+        <w:t xml:space="preserve">One image covering P2-10, P2-11 and P2-12.</w:t>
+      </w:r>
+    </w:p>
     <w:bookmarkEnd w:id="48"/>
+    <w:bookmarkStart w:id="49" w:name="p-02-the-run-list-with-mixed-outcomes"/>
+    <w:p>
+      <w:pPr>
+        <w:pStyle w:val="Heading3"/>
+      </w:pPr>
+      <w:r>
+        <w:t xml:space="preserve">P-02, the run list with mixed outcomes</w:t>
+      </w:r>
+    </w:p>
+    <w:p>
+      <w:pPr>
+        <w:pStyle w:val="FirstParagraph"/>
+      </w:pPr>
+      <w:r>
+        <w:rPr>
+          <w:bCs/>
+          <w:b/>
+        </w:rPr>
+        <w:t xml:space="preserve">File:</w:t>
+      </w:r>
+      <w:r>
+        <w:t xml:space="preserve"> </w:t>
+      </w:r>
+      <w:r>
+        <w:rPr>
+          <w:rStyle w:val="VerbatimChar"/>
+        </w:rPr>
+        <w:t xml:space="preserve">evidence/p02-run-list.png</w:t>
+      </w:r>
+      <w:r>
+        <w:t xml:space="preserve"> </w:t>
+      </w:r>
+      <w:r>
+        <w:rPr>
+          <w:bCs/>
+          <w:b/>
+        </w:rPr>
+        <w:t xml:space="preserve">Goes in:</w:t>
+      </w:r>
+      <w:r>
+        <w:t xml:space="preserve"> </w:t>
+      </w:r>
+      <w:r>
+        <w:t xml:space="preserve">Design Document, Section 6.2</w:t>
+      </w:r>
+      <w:r>
+        <w:t xml:space="preserve"> </w:t>
+      </w:r>
+      <w:r>
+        <w:rPr>
+          <w:bCs/>
+          <w:b/>
+        </w:rPr>
+        <w:t xml:space="preserve">How:</w:t>
+      </w:r>
+      <w:r>
+        <w:t xml:space="preserve"> </w:t>
+      </w:r>
+      <w:r>
+        <w:t xml:space="preserve">Actions tab, the run list from a single commit</w:t>
+      </w:r>
+      <w:r>
+        <w:t xml:space="preserve"> </w:t>
+      </w:r>
+      <w:r>
+        <w:rPr>
+          <w:bCs/>
+          <w:b/>
+        </w:rPr>
+        <w:t xml:space="preserve">Must show:</w:t>
+      </w:r>
+      <w:r>
+        <w:t xml:space="preserve"> </w:t>
+      </w:r>
+      <w:r>
+        <w:t xml:space="preserve">SOAR CI green, SOAR Console green, Infrastructure waiting</w:t>
+      </w:r>
+    </w:p>
+    <w:p>
+      <w:pPr>
+        <w:pStyle w:val="BodyText"/>
+      </w:pPr>
+      <w:r>
+        <w:t xml:space="preserve">This is the best available image of the risk grading, because it shows two pipelines deploying on their own while a third stops for review, from the same push. Far more convincing than the paragraph describing it.</w:t>
+      </w:r>
+    </w:p>
     <w:bookmarkEnd w:id="49"/>
-    <w:bookmarkStart w:id="50" w:name="inserting-them-in-word"/>
+    <w:bookmarkStart w:id="50" w:name="p-03-the-approval-prompt"/>
+    <w:p>
+      <w:pPr>
+        <w:pStyle w:val="Heading3"/>
+      </w:pPr>
+      <w:r>
+        <w:t xml:space="preserve">P-03, the approval prompt</w:t>
+      </w:r>
+    </w:p>
+    <w:p>
+      <w:pPr>
+        <w:pStyle w:val="FirstParagraph"/>
+      </w:pPr>
+      <w:r>
+        <w:rPr>
+          <w:bCs/>
+          <w:b/>
+        </w:rPr>
+        <w:t xml:space="preserve">File:</w:t>
+      </w:r>
+      <w:r>
+        <w:t xml:space="preserve"> </w:t>
+      </w:r>
+      <w:r>
+        <w:rPr>
+          <w:rStyle w:val="VerbatimChar"/>
+        </w:rPr>
+        <w:t xml:space="preserve">evidence/p03-approval-prompt.png</w:t>
+      </w:r>
+      <w:r>
+        <w:t xml:space="preserve"> </w:t>
+      </w:r>
+      <w:r>
+        <w:rPr>
+          <w:bCs/>
+          <w:b/>
+        </w:rPr>
+        <w:t xml:space="preserve">Goes in:</w:t>
+      </w:r>
+      <w:r>
+        <w:t xml:space="preserve"> </w:t>
+      </w:r>
+      <w:r>
+        <w:t xml:space="preserve">Design Document, Section 6.2</w:t>
+      </w:r>
+      <w:r>
+        <w:t xml:space="preserve"> </w:t>
+      </w:r>
+      <w:r>
+        <w:rPr>
+          <w:bCs/>
+          <w:b/>
+        </w:rPr>
+        <w:t xml:space="preserve">How:</w:t>
+      </w:r>
+      <w:r>
+        <w:t xml:space="preserve"> </w:t>
+      </w:r>
+      <w:r>
+        <w:t xml:space="preserve">The pending Infrastructure run, Review deployments</w:t>
+      </w:r>
+      <w:r>
+        <w:t xml:space="preserve"> </w:t>
+      </w:r>
+      <w:r>
+        <w:rPr>
+          <w:bCs/>
+          <w:b/>
+        </w:rPr>
+        <w:t xml:space="preserve">Must show:</w:t>
+      </w:r>
+      <w:r>
+        <w:t xml:space="preserve"> </w:t>
+      </w:r>
+      <w:r>
+        <w:t xml:space="preserve">the plan summary with the instance replacements, and the approve or reject buttons</w:t>
+      </w:r>
+    </w:p>
+    <w:p>
+      <w:pPr>
+        <w:pStyle w:val="BodyText"/>
+      </w:pPr>
+      <w:r>
+        <w:t xml:space="preserve">Caption it with why it stopped: the plan replaces two instances, which is what the gate exists for.</w:t>
+      </w:r>
+    </w:p>
+    <w:bookmarkEnd w:id="50"/>
+    <w:bookmarkStart w:id="51" w:name="p-04-soar-ci-passing"/>
+    <w:p>
+      <w:pPr>
+        <w:pStyle w:val="Heading3"/>
+      </w:pPr>
+      <w:r>
+        <w:t xml:space="preserve">P-04, SOAR CI passing</w:t>
+      </w:r>
+    </w:p>
+    <w:p>
+      <w:pPr>
+        <w:pStyle w:val="FirstParagraph"/>
+      </w:pPr>
+      <w:r>
+        <w:rPr>
+          <w:bCs/>
+          <w:b/>
+        </w:rPr>
+        <w:t xml:space="preserve">File:</w:t>
+      </w:r>
+      <w:r>
+        <w:t xml:space="preserve"> </w:t>
+      </w:r>
+      <w:r>
+        <w:rPr>
+          <w:rStyle w:val="VerbatimChar"/>
+        </w:rPr>
+        <w:t xml:space="preserve">evidence/p04-soar-ci-green.png</w:t>
+      </w:r>
+      <w:r>
+        <w:t xml:space="preserve"> </w:t>
+      </w:r>
+      <w:r>
+        <w:rPr>
+          <w:bCs/>
+          <w:b/>
+        </w:rPr>
+        <w:t xml:space="preserve">Goes in:</w:t>
+      </w:r>
+      <w:r>
+        <w:t xml:space="preserve"> </w:t>
+      </w:r>
+      <w:r>
+        <w:t xml:space="preserve">Test Plan and Results, Section 3.1a</w:t>
+      </w:r>
+      <w:r>
+        <w:t xml:space="preserve"> </w:t>
+      </w:r>
+      <w:r>
+        <w:rPr>
+          <w:bCs/>
+          <w:b/>
+        </w:rPr>
+        <w:t xml:space="preserve">How:</w:t>
+      </w:r>
+      <w:r>
+        <w:t xml:space="preserve"> </w:t>
+      </w:r>
+      <w:r>
+        <w:t xml:space="preserve">A successful SOAR CI run, Unit tests job, test output expanded</w:t>
+      </w:r>
+      <w:r>
+        <w:t xml:space="preserve"> </w:t>
+      </w:r>
+      <w:r>
+        <w:rPr>
+          <w:bCs/>
+          <w:b/>
+        </w:rPr>
+        <w:t xml:space="preserve">Must show:</w:t>
+      </w:r>
+      <w:r>
+        <w:t xml:space="preserve"> </w:t>
+      </w:r>
+      <w:r>
+        <w:t xml:space="preserve">the tests running and the OK line</w:t>
+      </w:r>
+    </w:p>
+    <w:bookmarkEnd w:id="51"/>
+    <w:bookmarkStart w:id="52" w:name="X09adee98b04864a1ab76503e561cac1a99d176e"/>
+    <w:p>
+      <w:pPr>
+        <w:pStyle w:val="Heading3"/>
+      </w:pPr>
+      <w:r>
+        <w:t xml:space="preserve">P-05, the observability deployment summary</w:t>
+      </w:r>
+    </w:p>
+    <w:p>
+      <w:pPr>
+        <w:pStyle w:val="FirstParagraph"/>
+      </w:pPr>
+      <w:r>
+        <w:rPr>
+          <w:bCs/>
+          <w:b/>
+        </w:rPr>
+        <w:t xml:space="preserve">File:</w:t>
+      </w:r>
+      <w:r>
+        <w:t xml:space="preserve"> </w:t>
+      </w:r>
+      <w:r>
+        <w:rPr>
+          <w:rStyle w:val="VerbatimChar"/>
+        </w:rPr>
+        <w:t xml:space="preserve">evidence/p05-observability-deploy.png</w:t>
+      </w:r>
+      <w:r>
+        <w:t xml:space="preserve"> </w:t>
+      </w:r>
+      <w:r>
+        <w:rPr>
+          <w:bCs/>
+          <w:b/>
+        </w:rPr>
+        <w:t xml:space="preserve">Goes in:</w:t>
+      </w:r>
+      <w:r>
+        <w:t xml:space="preserve"> </w:t>
+      </w:r>
+      <w:r>
+        <w:t xml:space="preserve">Design Document, Section 6.2</w:t>
+      </w:r>
+      <w:r>
+        <w:t xml:space="preserve"> </w:t>
+      </w:r>
+      <w:r>
+        <w:rPr>
+          <w:bCs/>
+          <w:b/>
+        </w:rPr>
+        <w:t xml:space="preserve">How:</w:t>
+      </w:r>
+      <w:r>
+        <w:t xml:space="preserve"> </w:t>
+      </w:r>
+      <w:r>
+        <w:t xml:space="preserve">A successful Observability run, the job summary</w:t>
+      </w:r>
+      <w:r>
+        <w:t xml:space="preserve"> </w:t>
+      </w:r>
+      <w:r>
+        <w:rPr>
+          <w:bCs/>
+          <w:b/>
+        </w:rPr>
+        <w:t xml:space="preserve">Must show:</w:t>
+      </w:r>
+      <w:r>
+        <w:t xml:space="preserve"> </w:t>
+      </w:r>
+      <w:r>
+        <w:t xml:space="preserve">the component table and the total duration</w:t>
+      </w:r>
+    </w:p>
+    <w:bookmarkEnd w:id="52"/>
+    <w:bookmarkStart w:id="53" w:name="p-06-the-soar-console"/>
+    <w:p>
+      <w:pPr>
+        <w:pStyle w:val="Heading3"/>
+      </w:pPr>
+      <w:r>
+        <w:t xml:space="preserve">P-06, the SOAR console</w:t>
+      </w:r>
+    </w:p>
+    <w:p>
+      <w:pPr>
+        <w:pStyle w:val="FirstParagraph"/>
+      </w:pPr>
+      <w:r>
+        <w:rPr>
+          <w:bCs/>
+          <w:b/>
+        </w:rPr>
+        <w:t xml:space="preserve">File:</w:t>
+      </w:r>
+      <w:r>
+        <w:t xml:space="preserve"> </w:t>
+      </w:r>
+      <w:r>
+        <w:rPr>
+          <w:rStyle w:val="VerbatimChar"/>
+        </w:rPr>
+        <w:t xml:space="preserve">evidence/p06-soar-console.png</w:t>
+      </w:r>
+      <w:r>
+        <w:t xml:space="preserve"> </w:t>
+      </w:r>
+      <w:r>
+        <w:rPr>
+          <w:bCs/>
+          <w:b/>
+        </w:rPr>
+        <w:t xml:space="preserve">Goes in:</w:t>
+      </w:r>
+      <w:r>
+        <w:t xml:space="preserve"> </w:t>
+      </w:r>
+      <w:r>
+        <w:t xml:space="preserve">Design Document, Section 6.2, and SOAR Design, Section 3.2</w:t>
+      </w:r>
+      <w:r>
+        <w:t xml:space="preserve"> </w:t>
+      </w:r>
+      <w:r>
+        <w:rPr>
+          <w:bCs/>
+          <w:b/>
+        </w:rPr>
+        <w:t xml:space="preserve">How:</w:t>
+      </w:r>
+      <w:r>
+        <w:t xml:space="preserve"> </w:t>
+      </w:r>
+      <w:r>
+        <w:t xml:space="preserve">Tunnel to the console and screenshot the page</w:t>
+      </w:r>
+      <w:r>
+        <w:t xml:space="preserve"> </w:t>
+      </w:r>
+      <w:r>
+        <w:rPr>
+          <w:bCs/>
+          <w:b/>
+        </w:rPr>
+        <w:t xml:space="preserve">Must show:</w:t>
+      </w:r>
+      <w:r>
+        <w:t xml:space="preserve"> </w:t>
+      </w:r>
+      <w:r>
+        <w:t xml:space="preserve">the three counters, at least one block row, at least one quarantine row, and some events</w:t>
+      </w:r>
+    </w:p>
+    <w:p>
+      <w:pPr>
+        <w:pStyle w:val="BodyText"/>
+      </w:pPr>
+      <w:r>
+        <w:t xml:space="preserve">Run a SOAR test first if the tables are thin. A block showing status</w:t>
+      </w:r>
+      <w:r>
+        <w:t xml:space="preserve"> </w:t>
+      </w:r>
+      <w:r>
+        <w:rPr>
+          <w:rStyle w:val="VerbatimChar"/>
+        </w:rPr>
+        <w:t xml:space="preserve">expired</w:t>
+      </w:r>
+      <w:r>
+        <w:t xml:space="preserve"> </w:t>
+      </w:r>
+      <w:r>
+        <w:t xml:space="preserve">is worth having, because it proves the scheduled expiry function ran, which nothing else demonstrates visually.</w:t>
+      </w:r>
+    </w:p>
+    <w:bookmarkEnd w:id="53"/>
+    <w:bookmarkStart w:id="54" w:name="p-07-images-in-ecr"/>
+    <w:p>
+      <w:pPr>
+        <w:pStyle w:val="Heading3"/>
+      </w:pPr>
+      <w:r>
+        <w:t xml:space="preserve">P-07, images in ECR</w:t>
+      </w:r>
+    </w:p>
+    <w:p>
+      <w:pPr>
+        <w:pStyle w:val="FirstParagraph"/>
+      </w:pPr>
+      <w:r>
+        <w:rPr>
+          <w:bCs/>
+          <w:b/>
+        </w:rPr>
+        <w:t xml:space="preserve">File:</w:t>
+      </w:r>
+      <w:r>
+        <w:t xml:space="preserve"> </w:t>
+      </w:r>
+      <w:r>
+        <w:rPr>
+          <w:rStyle w:val="VerbatimChar"/>
+        </w:rPr>
+        <w:t xml:space="preserve">evidence/p07-ecr-images.png</w:t>
+      </w:r>
+      <w:r>
+        <w:t xml:space="preserve"> </w:t>
+      </w:r>
+      <w:r>
+        <w:rPr>
+          <w:bCs/>
+          <w:b/>
+        </w:rPr>
+        <w:t xml:space="preserve">Goes in:</w:t>
+      </w:r>
+      <w:r>
+        <w:t xml:space="preserve"> </w:t>
+      </w:r>
+      <w:r>
+        <w:t xml:space="preserve">Design Document, Section 6.2</w:t>
+      </w:r>
+      <w:r>
+        <w:t xml:space="preserve"> </w:t>
+      </w:r>
+      <w:r>
+        <w:rPr>
+          <w:bCs/>
+          <w:b/>
+        </w:rPr>
+        <w:t xml:space="preserve">How:</w:t>
+      </w:r>
+      <w:r>
+        <w:t xml:space="preserve"> </w:t>
+      </w:r>
+      <w:r>
+        <w:t xml:space="preserve">ECR console, the</w:t>
+      </w:r>
+      <w:r>
+        <w:t xml:space="preserve"> </w:t>
+      </w:r>
+      <w:r>
+        <w:rPr>
+          <w:rStyle w:val="VerbatimChar"/>
+        </w:rPr>
+        <w:t xml:space="preserve">innovatech/soar</w:t>
+      </w:r>
+      <w:r>
+        <w:t xml:space="preserve"> </w:t>
+      </w:r>
+      <w:r>
+        <w:t xml:space="preserve">repository</w:t>
+      </w:r>
+      <w:r>
+        <w:t xml:space="preserve"> </w:t>
+      </w:r>
+      <w:r>
+        <w:rPr>
+          <w:bCs/>
+          <w:b/>
+        </w:rPr>
+        <w:t xml:space="preserve">Must show:</w:t>
+      </w:r>
+      <w:r>
+        <w:t xml:space="preserve"> </w:t>
+      </w:r>
+      <w:r>
+        <w:t xml:space="preserve">the image tags, which are commit SHAs rather than</w:t>
+      </w:r>
+      <w:r>
+        <w:t xml:space="preserve"> </w:t>
+      </w:r>
+      <w:r>
+        <w:rPr>
+          <w:rStyle w:val="VerbatimChar"/>
+        </w:rPr>
+        <w:t xml:space="preserve">latest</w:t>
+      </w:r>
+    </w:p>
+    <w:p>
+      <w:pPr>
+        <w:pStyle w:val="BodyText"/>
+      </w:pPr>
+      <w:r>
+        <w:t xml:space="preserve">Supports the tagging decision. Each tag traces to a commit.</w:t>
+      </w:r>
+    </w:p>
+    <w:p>
+      <w:r>
+        <w:pict>
+          <v:rect style="width:0;height:1.5pt" o:hralign="center" o:hrstd="t" o:hr="t"/>
+        </w:pict>
+      </w:r>
+    </w:p>
+    <w:bookmarkEnd w:id="54"/>
+    <w:bookmarkEnd w:id="55"/>
+    <w:bookmarkStart w:id="56" w:name="inserting-them-in-word"/>
     <w:p>
       <w:pPr>
         <w:pStyle w:val="Heading2"/>
@@ -2733,8 +3237,8 @@
         <w:t xml:space="preserve">Caption every figure and refer to it by number in the surrounding text. An uncaptioned screenshot is decoration; a captioned one that the text points at is evidence.</w:t>
       </w:r>
     </w:p>
-    <w:bookmarkEnd w:id="50"/>
-    <w:bookmarkStart w:id="51" w:name="for-the-presentation"/>
+    <w:bookmarkEnd w:id="56"/>
+    <w:bookmarkStart w:id="57" w:name="for-the-presentation"/>
     <w:p>
       <w:pPr>
         <w:pStyle w:val="Heading2"/>
@@ -2791,8 +3295,8 @@
         <w:t xml:space="preserve">Two more are worth a slide each: P-02, the run list showing two pipelines deploying while a third waits for review, and P-06, the console with real blocks and quarantines on it.</w:t>
       </w:r>
     </w:p>
-    <w:bookmarkEnd w:id="51"/>
-    <w:bookmarkEnd w:id="52"/>
+    <w:bookmarkEnd w:id="57"/>
+    <w:bookmarkEnd w:id="58"/>
     <w:sectPr/>
   </w:body>
 </w:document>

--- a/docs/EVIDENCE-GUIDE.docx
+++ b/docs/EVIDENCE-GUIDE.docx
@@ -2,32 +2,6 @@
 <file path=word/document.xml><?xml version="1.0" encoding="utf-8"?>
 <w:document xmlns:w="http://schemas.openxmlformats.org/wordprocessingml/2006/main" xmlns:m="http://schemas.openxmlformats.org/officeDocument/2006/math" xmlns:r="http://schemas.openxmlformats.org/officeDocument/2006/relationships" xmlns:o="urn:schemas-microsoft-com:office:office" xmlns:v="urn:schemas-microsoft-com:vml" xmlns:w10="urn:schemas-microsoft-com:office:word" xmlns:a="http://schemas.openxmlformats.org/drawingml/2006/main" xmlns:pic="http://schemas.openxmlformats.org/drawingml/2006/picture" xmlns:wp="http://schemas.openxmlformats.org/drawingml/2006/wordprocessingDrawing">
   <w:body>
-    <w:sdt>
-      <w:sdtPr>
-        <w:docPartObj>
-          <w:docPartGallery w:val="Table of Contents"/>
-          <w:docPartUnique/>
-        </w:docPartObj>
-      </w:sdtPr>
-      <w:sdtContent>
-        <w:p>
-          <w:pPr>
-            <w:pStyle w:val="TOCHeading"/>
-          </w:pPr>
-          <w:r>
-            <w:t xml:space="preserve">Table of Contents</w:t>
-          </w:r>
-        </w:p>
-        <w:p>
-          <w:r>
-            <w:fldChar w:fldCharType="begin" w:dirty="true"/>
-            <w:instrText xml:space="preserve">TOC \o "1-2" \h \z \u</w:instrText>
-            <w:fldChar w:fldCharType="separate"/>
-            <w:fldChar w:fldCharType="end"/>
-          </w:r>
-        </w:p>
-      </w:sdtContent>
-    </w:sdt>
     <w:bookmarkStart w:id="58" w:name="evidence-capture-guide"/>
     <w:p>
       <w:pPr>
@@ -42,7 +16,41 @@
         <w:pStyle w:val="FirstParagraph"/>
       </w:pPr>
       <w:r>
-        <w:t xml:space="preserve">Where each screenshot goes, what has to be visible in it, and how to get the system into the right state first.</w:t>
+        <w:rPr>
+          <w:bCs/>
+          <w:b/>
+        </w:rPr>
+        <w:t xml:space="preserve">Status: complete.</w:t>
+      </w:r>
+      <w:r>
+        <w:t xml:space="preserve"> </w:t>
+      </w:r>
+      <w:r>
+        <w:t xml:space="preserve">Twenty screenshots were captured and are embedded in the</w:t>
+      </w:r>
+      <w:r>
+        <w:t xml:space="preserve"> </w:t>
+      </w:r>
+      <w:r>
+        <w:t xml:space="preserve">Design Document and the Test Plan and Results as Figures 1 to 21. The files</w:t>
+      </w:r>
+      <w:r>
+        <w:t xml:space="preserve"> </w:t>
+      </w:r>
+      <w:r>
+        <w:t xml:space="preserve">themselves are in</w:t>
+      </w:r>
+      <w:r>
+        <w:t xml:space="preserve"> </w:t>
+      </w:r>
+      <w:r>
+        <w:rPr>
+          <w:rStyle w:val="VerbatimChar"/>
+        </w:rPr>
+        <w:t xml:space="preserve">docs/evidence/</w:t>
+      </w:r>
+      <w:r>
+        <w:t xml:space="preserve">.</w:t>
       </w:r>
     </w:p>
     <w:p>
@@ -50,22 +58,771 @@
         <w:pStyle w:val="BodyText"/>
       </w:pPr>
       <w:r>
-        <w:t xml:space="preserve">Save everything into</w:t>
-      </w:r>
-      <w:r>
-        <w:t xml:space="preserve"> </w:t>
-      </w:r>
-      <w:r>
-        <w:rPr>
-          <w:rStyle w:val="VerbatimChar"/>
-        </w:rPr>
-        <w:t xml:space="preserve">docs/evidence/</w:t>
-      </w:r>
-      <w:r>
-        <w:t xml:space="preserve"> </w:t>
-      </w:r>
-      <w:r>
-        <w:t xml:space="preserve">using the filename in the first column. The documents reference these names, so keeping them exact means the captions line up.</w:t>
+        <w:t xml:space="preserve">This document is retained as the record of what each image shows and why it was</w:t>
+      </w:r>
+      <w:r>
+        <w:t xml:space="preserve"> </w:t>
+      </w:r>
+      <w:r>
+        <w:t xml:space="preserve">chosen, and as the procedure to follow if the evidence has to be recaptured</w:t>
+      </w:r>
+      <w:r>
+        <w:t xml:space="preserve"> </w:t>
+      </w:r>
+      <w:r>
+        <w:t xml:space="preserve">against a rebuilt environment.</w:t>
+      </w:r>
+    </w:p>
+    <w:tbl>
+      <w:tblPr>
+        <w:tblStyle w:val="Table"/>
+        <w:tblW w:type="auto" w:w="0"/>
+        <w:tblLook w:firstRow="1" w:lastRow="0" w:firstColumn="0" w:lastColumn="0" w:noHBand="0" w:noVBand="0" w:val="0020"/>
+        <w:jc w:val="start"/>
+      </w:tblPr>
+      <w:tblGrid>
+        <w:gridCol w:w="2640"/>
+        <w:gridCol w:w="2640"/>
+        <w:gridCol w:w="2640"/>
+      </w:tblGrid>
+      <w:tr>
+        <w:trPr>
+          <w:tblHeader w:val="true"/>
+        </w:trPr>
+        <w:tc>
+          <w:tcPr/>
+          <w:p>
+            <w:pPr>
+              <w:pStyle w:val="Compact"/>
+              <w:jc w:val="left"/>
+            </w:pPr>
+            <w:r>
+              <w:t xml:space="preserve">Figure</w:t>
+            </w:r>
+          </w:p>
+        </w:tc>
+        <w:tc>
+          <w:tcPr/>
+          <w:p>
+            <w:pPr>
+              <w:pStyle w:val="Compact"/>
+              <w:jc w:val="left"/>
+            </w:pPr>
+            <w:r>
+              <w:t xml:space="preserve">File</w:t>
+            </w:r>
+          </w:p>
+        </w:tc>
+        <w:tc>
+          <w:tcPr/>
+          <w:p>
+            <w:pPr>
+              <w:pStyle w:val="Compact"/>
+              <w:jc w:val="left"/>
+            </w:pPr>
+            <w:r>
+              <w:t xml:space="preserve">Appears in</w:t>
+            </w:r>
+          </w:p>
+        </w:tc>
+      </w:tr>
+      <w:tr>
+        <w:tc>
+          <w:tcPr/>
+          <w:p>
+            <w:pPr>
+              <w:pStyle w:val="Compact"/>
+              <w:jc w:val="left"/>
+            </w:pPr>
+            <w:r>
+              <w:t xml:space="preserve">1</w:t>
+            </w:r>
+          </w:p>
+        </w:tc>
+        <w:tc>
+          <w:tcPr/>
+          <w:p>
+            <w:pPr>
+              <w:pStyle w:val="Compact"/>
+              <w:jc w:val="left"/>
+            </w:pPr>
+            <w:r>
+              <w:t xml:space="preserve">diagrams/network-architecture.png</w:t>
+            </w:r>
+          </w:p>
+        </w:tc>
+        <w:tc>
+          <w:tcPr/>
+          <w:p>
+            <w:pPr>
+              <w:pStyle w:val="Compact"/>
+              <w:jc w:val="left"/>
+            </w:pPr>
+            <w:r>
+              <w:t xml:space="preserve">Design, section 3</w:t>
+            </w:r>
+          </w:p>
+        </w:tc>
+      </w:tr>
+      <w:tr>
+        <w:tc>
+          <w:tcPr/>
+          <w:p>
+            <w:pPr>
+              <w:pStyle w:val="Compact"/>
+              <w:jc w:val="left"/>
+            </w:pPr>
+            <w:r>
+              <w:t xml:space="preserve">2</w:t>
+            </w:r>
+          </w:p>
+        </w:tc>
+        <w:tc>
+          <w:tcPr/>
+          <w:p>
+            <w:pPr>
+              <w:pStyle w:val="Compact"/>
+              <w:jc w:val="left"/>
+            </w:pPr>
+            <w:r>
+              <w:t xml:space="preserve">e01-bruteforce-test-output.png</w:t>
+            </w:r>
+          </w:p>
+        </w:tc>
+        <w:tc>
+          <w:tcPr/>
+          <w:p>
+            <w:pPr>
+              <w:pStyle w:val="Compact"/>
+              <w:jc w:val="left"/>
+            </w:pPr>
+            <w:r>
+              <w:t xml:space="preserve">Test, 4.1</w:t>
+            </w:r>
+          </w:p>
+        </w:tc>
+      </w:tr>
+      <w:tr>
+        <w:tc>
+          <w:tcPr/>
+          <w:p>
+            <w:pPr>
+              <w:pStyle w:val="Compact"/>
+              <w:jc w:val="left"/>
+            </w:pPr>
+            <w:r>
+              <w:t xml:space="preserve">3</w:t>
+            </w:r>
+          </w:p>
+        </w:tc>
+        <w:tc>
+          <w:tcPr/>
+          <w:p>
+            <w:pPr>
+              <w:pStyle w:val="Compact"/>
+              <w:jc w:val="left"/>
+            </w:pPr>
+            <w:r>
+              <w:t xml:space="preserve">e02-nacl-before.png</w:t>
+            </w:r>
+          </w:p>
+        </w:tc>
+        <w:tc>
+          <w:tcPr/>
+          <w:p>
+            <w:pPr>
+              <w:pStyle w:val="Compact"/>
+              <w:jc w:val="left"/>
+            </w:pPr>
+            <w:r>
+              <w:t xml:space="preserve">Test, 4.1</w:t>
+            </w:r>
+          </w:p>
+        </w:tc>
+      </w:tr>
+      <w:tr>
+        <w:tc>
+          <w:tcPr/>
+          <w:p>
+            <w:pPr>
+              <w:pStyle w:val="Compact"/>
+              <w:jc w:val="left"/>
+            </w:pPr>
+            <w:r>
+              <w:t xml:space="preserve">4</w:t>
+            </w:r>
+          </w:p>
+        </w:tc>
+        <w:tc>
+          <w:tcPr/>
+          <w:p>
+            <w:pPr>
+              <w:pStyle w:val="Compact"/>
+              <w:jc w:val="left"/>
+            </w:pPr>
+            <w:r>
+              <w:t xml:space="preserve">e03-nacl-after.png</w:t>
+            </w:r>
+          </w:p>
+        </w:tc>
+        <w:tc>
+          <w:tcPr/>
+          <w:p>
+            <w:pPr>
+              <w:pStyle w:val="Compact"/>
+              <w:jc w:val="left"/>
+            </w:pPr>
+            <w:r>
+              <w:t xml:space="preserve">Test, 4.1</w:t>
+            </w:r>
+          </w:p>
+        </w:tc>
+      </w:tr>
+      <w:tr>
+        <w:tc>
+          <w:tcPr/>
+          <w:p>
+            <w:pPr>
+              <w:pStyle w:val="Compact"/>
+              <w:jc w:val="left"/>
+            </w:pPr>
+            <w:r>
+              <w:t xml:space="preserve">5</w:t>
+            </w:r>
+          </w:p>
+        </w:tc>
+        <w:tc>
+          <w:tcPr/>
+          <w:p>
+            <w:pPr>
+              <w:pStyle w:val="Compact"/>
+              <w:jc w:val="left"/>
+            </w:pPr>
+            <w:r>
+              <w:t xml:space="preserve">e09-dynamodb-block.png</w:t>
+            </w:r>
+          </w:p>
+        </w:tc>
+        <w:tc>
+          <w:tcPr/>
+          <w:p>
+            <w:pPr>
+              <w:pStyle w:val="Compact"/>
+              <w:jc w:val="left"/>
+            </w:pPr>
+            <w:r>
+              <w:t xml:space="preserve">Test, 4.1</w:t>
+            </w:r>
+          </w:p>
+        </w:tc>
+      </w:tr>
+      <w:tr>
+        <w:tc>
+          <w:tcPr/>
+          <w:p>
+            <w:pPr>
+              <w:pStyle w:val="Compact"/>
+              <w:jc w:val="left"/>
+            </w:pPr>
+            <w:r>
+              <w:t xml:space="preserve">6</w:t>
+            </w:r>
+          </w:p>
+        </w:tc>
+        <w:tc>
+          <w:tcPr/>
+          <w:p>
+            <w:pPr>
+              <w:pStyle w:val="Compact"/>
+              <w:jc w:val="left"/>
+            </w:pPr>
+            <w:r>
+              <w:t xml:space="preserve">e06-quarantine-test-output.png</w:t>
+            </w:r>
+          </w:p>
+        </w:tc>
+        <w:tc>
+          <w:tcPr/>
+          <w:p>
+            <w:pPr>
+              <w:pStyle w:val="Compact"/>
+              <w:jc w:val="left"/>
+            </w:pPr>
+            <w:r>
+              <w:t xml:space="preserve">Test, 4.2</w:t>
+            </w:r>
+          </w:p>
+        </w:tc>
+      </w:tr>
+      <w:tr>
+        <w:tc>
+          <w:tcPr/>
+          <w:p>
+            <w:pPr>
+              <w:pStyle w:val="Compact"/>
+              <w:jc w:val="left"/>
+            </w:pPr>
+            <w:r>
+              <w:t xml:space="preserve">7</w:t>
+            </w:r>
+          </w:p>
+        </w:tc>
+        <w:tc>
+          <w:tcPr/>
+          <w:p>
+            <w:pPr>
+              <w:pStyle w:val="Compact"/>
+              <w:jc w:val="left"/>
+            </w:pPr>
+            <w:r>
+              <w:t xml:space="preserve">e04-instance-normal.png</w:t>
+            </w:r>
+          </w:p>
+        </w:tc>
+        <w:tc>
+          <w:tcPr/>
+          <w:p>
+            <w:pPr>
+              <w:pStyle w:val="Compact"/>
+              <w:jc w:val="left"/>
+            </w:pPr>
+            <w:r>
+              <w:t xml:space="preserve">Test, 4.2</w:t>
+            </w:r>
+          </w:p>
+        </w:tc>
+      </w:tr>
+      <w:tr>
+        <w:tc>
+          <w:tcPr/>
+          <w:p>
+            <w:pPr>
+              <w:pStyle w:val="Compact"/>
+              <w:jc w:val="left"/>
+            </w:pPr>
+            <w:r>
+              <w:t xml:space="preserve">8, 9</w:t>
+            </w:r>
+          </w:p>
+        </w:tc>
+        <w:tc>
+          <w:tcPr/>
+          <w:p>
+            <w:pPr>
+              <w:pStyle w:val="Compact"/>
+              <w:jc w:val="left"/>
+            </w:pPr>
+            <w:r>
+              <w:t xml:space="preserve">e05-instance-quarantined.png, -pt2</w:t>
+            </w:r>
+          </w:p>
+        </w:tc>
+        <w:tc>
+          <w:tcPr/>
+          <w:p>
+            <w:pPr>
+              <w:pStyle w:val="Compact"/>
+              <w:jc w:val="left"/>
+            </w:pPr>
+            <w:r>
+              <w:t xml:space="preserve">Test, 4.2</w:t>
+            </w:r>
+          </w:p>
+        </w:tc>
+      </w:tr>
+      <w:tr>
+        <w:tc>
+          <w:tcPr/>
+          <w:p>
+            <w:pPr>
+              <w:pStyle w:val="Compact"/>
+              <w:jc w:val="left"/>
+            </w:pPr>
+            <w:r>
+              <w:t xml:space="preserve">10</w:t>
+            </w:r>
+          </w:p>
+        </w:tc>
+        <w:tc>
+          <w:tcPr/>
+          <w:p>
+            <w:pPr>
+              <w:pStyle w:val="Compact"/>
+              <w:jc w:val="left"/>
+            </w:pPr>
+            <w:r>
+              <w:t xml:space="preserve">e10-notification-email.png</w:t>
+            </w:r>
+          </w:p>
+        </w:tc>
+        <w:tc>
+          <w:tcPr/>
+          <w:p>
+            <w:pPr>
+              <w:pStyle w:val="Compact"/>
+              <w:jc w:val="left"/>
+            </w:pPr>
+            <w:r>
+              <w:t xml:space="preserve">Test, 4.2</w:t>
+            </w:r>
+          </w:p>
+        </w:tc>
+      </w:tr>
+      <w:tr>
+        <w:tc>
+          <w:tcPr/>
+          <w:p>
+            <w:pPr>
+              <w:pStyle w:val="Compact"/>
+              <w:jc w:val="left"/>
+            </w:pPr>
+            <w:r>
+              <w:t xml:space="preserve">11, 12</w:t>
+            </w:r>
+          </w:p>
+        </w:tc>
+        <w:tc>
+          <w:tcPr/>
+          <w:p>
+            <w:pPr>
+              <w:pStyle w:val="Compact"/>
+              <w:jc w:val="left"/>
+            </w:pPr>
+            <w:r>
+              <w:t xml:space="preserve">o03-onprem-test.png, -pt2</w:t>
+            </w:r>
+          </w:p>
+        </w:tc>
+        <w:tc>
+          <w:tcPr/>
+          <w:p>
+            <w:pPr>
+              <w:pStyle w:val="Compact"/>
+              <w:jc w:val="left"/>
+            </w:pPr>
+            <w:r>
+              <w:t xml:space="preserve">Test, 4.3</w:t>
+            </w:r>
+          </w:p>
+        </w:tc>
+      </w:tr>
+      <w:tr>
+        <w:tc>
+          <w:tcPr/>
+          <w:p>
+            <w:pPr>
+              <w:pStyle w:val="Compact"/>
+              <w:jc w:val="left"/>
+            </w:pPr>
+            <w:r>
+              <w:t xml:space="preserve">13</w:t>
+            </w:r>
+          </w:p>
+        </w:tc>
+        <w:tc>
+          <w:tcPr/>
+          <w:p>
+            <w:pPr>
+              <w:pStyle w:val="Compact"/>
+              <w:jc w:val="left"/>
+            </w:pPr>
+            <w:r>
+              <w:t xml:space="preserve">o01-forwarder-active.png</w:t>
+            </w:r>
+          </w:p>
+        </w:tc>
+        <w:tc>
+          <w:tcPr/>
+          <w:p>
+            <w:pPr>
+              <w:pStyle w:val="Compact"/>
+              <w:jc w:val="left"/>
+            </w:pPr>
+            <w:r>
+              <w:t xml:space="preserve">Test, 4.3</w:t>
+            </w:r>
+          </w:p>
+        </w:tc>
+      </w:tr>
+      <w:tr>
+        <w:tc>
+          <w:tcPr/>
+          <w:p>
+            <w:pPr>
+              <w:pStyle w:val="Compact"/>
+              <w:jc w:val="left"/>
+            </w:pPr>
+            <w:r>
+              <w:t xml:space="preserve">14</w:t>
+            </w:r>
+          </w:p>
+        </w:tc>
+        <w:tc>
+          <w:tcPr/>
+          <w:p>
+            <w:pPr>
+              <w:pStyle w:val="Compact"/>
+              <w:jc w:val="left"/>
+            </w:pPr>
+            <w:r>
+              <w:t xml:space="preserve">o02-authlog.png</w:t>
+            </w:r>
+          </w:p>
+        </w:tc>
+        <w:tc>
+          <w:tcPr/>
+          <w:p>
+            <w:pPr>
+              <w:pStyle w:val="Compact"/>
+              <w:jc w:val="left"/>
+            </w:pPr>
+            <w:r>
+              <w:t xml:space="preserve">Test, 4.3</w:t>
+            </w:r>
+          </w:p>
+        </w:tc>
+      </w:tr>
+      <w:tr>
+        <w:tc>
+          <w:tcPr/>
+          <w:p>
+            <w:pPr>
+              <w:pStyle w:val="Compact"/>
+              <w:jc w:val="left"/>
+            </w:pPr>
+            <w:r>
+              <w:t xml:space="preserve">15</w:t>
+            </w:r>
+          </w:p>
+        </w:tc>
+        <w:tc>
+          <w:tcPr/>
+          <w:p>
+            <w:pPr>
+              <w:pStyle w:val="Compact"/>
+              <w:jc w:val="left"/>
+            </w:pPr>
+            <w:r>
+              <w:t xml:space="preserve">e07-iam-failure-logs.png</w:t>
+            </w:r>
+          </w:p>
+        </w:tc>
+        <w:tc>
+          <w:tcPr/>
+          <w:p>
+            <w:pPr>
+              <w:pStyle w:val="Compact"/>
+              <w:jc w:val="left"/>
+            </w:pPr>
+            <w:r>
+              <w:t xml:space="preserve">Test, 5.1</w:t>
+            </w:r>
+          </w:p>
+        </w:tc>
+      </w:tr>
+      <w:tr>
+        <w:tc>
+          <w:tcPr/>
+          <w:p>
+            <w:pPr>
+              <w:pStyle w:val="Compact"/>
+              <w:jc w:val="left"/>
+            </w:pPr>
+            <w:r>
+              <w:t xml:space="preserve">16, 17</w:t>
+            </w:r>
+          </w:p>
+        </w:tc>
+        <w:tc>
+          <w:tcPr/>
+          <w:p>
+            <w:pPr>
+              <w:pStyle w:val="Compact"/>
+              <w:jc w:val="left"/>
+            </w:pPr>
+            <w:r>
+              <w:t xml:space="preserve">o04-soar-dashboard.png, -pt2</w:t>
+            </w:r>
+          </w:p>
+        </w:tc>
+        <w:tc>
+          <w:tcPr/>
+          <w:p>
+            <w:pPr>
+              <w:pStyle w:val="Compact"/>
+              <w:jc w:val="left"/>
+            </w:pPr>
+            <w:r>
+              <w:t xml:space="preserve">Design, 4.4</w:t>
+            </w:r>
+          </w:p>
+        </w:tc>
+      </w:tr>
+      <w:tr>
+        <w:tc>
+          <w:tcPr/>
+          <w:p>
+            <w:pPr>
+              <w:pStyle w:val="Compact"/>
+              <w:jc w:val="left"/>
+            </w:pPr>
+            <w:r>
+              <w:t xml:space="preserve">18</w:t>
+            </w:r>
+          </w:p>
+        </w:tc>
+        <w:tc>
+          <w:tcPr/>
+          <w:p>
+            <w:pPr>
+              <w:pStyle w:val="Compact"/>
+              <w:jc w:val="left"/>
+            </w:pPr>
+            <w:r>
+              <w:t xml:space="preserve">p06-soar-console.png</w:t>
+            </w:r>
+          </w:p>
+        </w:tc>
+        <w:tc>
+          <w:tcPr/>
+          <w:p>
+            <w:pPr>
+              <w:pStyle w:val="Compact"/>
+              <w:jc w:val="left"/>
+            </w:pPr>
+            <w:r>
+              <w:t xml:space="preserve">Design, 6.2</w:t>
+            </w:r>
+          </w:p>
+        </w:tc>
+      </w:tr>
+      <w:tr>
+        <w:tc>
+          <w:tcPr/>
+          <w:p>
+            <w:pPr>
+              <w:pStyle w:val="Compact"/>
+              <w:jc w:val="left"/>
+            </w:pPr>
+            <w:r>
+              <w:t xml:space="preserve">19</w:t>
+            </w:r>
+          </w:p>
+        </w:tc>
+        <w:tc>
+          <w:tcPr/>
+          <w:p>
+            <w:pPr>
+              <w:pStyle w:val="Compact"/>
+              <w:jc w:val="left"/>
+            </w:pPr>
+            <w:r>
+              <w:t xml:space="preserve">p01-workflows-list.png</w:t>
+            </w:r>
+          </w:p>
+        </w:tc>
+        <w:tc>
+          <w:tcPr/>
+          <w:p>
+            <w:pPr>
+              <w:pStyle w:val="Compact"/>
+              <w:jc w:val="left"/>
+            </w:pPr>
+            <w:r>
+              <w:t xml:space="preserve">Design, 6.2</w:t>
+            </w:r>
+          </w:p>
+        </w:tc>
+      </w:tr>
+      <w:tr>
+        <w:tc>
+          <w:tcPr/>
+          <w:p>
+            <w:pPr>
+              <w:pStyle w:val="Compact"/>
+              <w:jc w:val="left"/>
+            </w:pPr>
+            <w:r>
+              <w:t xml:space="preserve">20</w:t>
+            </w:r>
+          </w:p>
+        </w:tc>
+        <w:tc>
+          <w:tcPr/>
+          <w:p>
+            <w:pPr>
+              <w:pStyle w:val="Compact"/>
+              <w:jc w:val="left"/>
+            </w:pPr>
+            <w:r>
+              <w:t xml:space="preserve">p02-run-list.png</w:t>
+            </w:r>
+          </w:p>
+        </w:tc>
+        <w:tc>
+          <w:tcPr/>
+          <w:p>
+            <w:pPr>
+              <w:pStyle w:val="Compact"/>
+              <w:jc w:val="left"/>
+            </w:pPr>
+            <w:r>
+              <w:t xml:space="preserve">Design, 6.2</w:t>
+            </w:r>
+          </w:p>
+        </w:tc>
+      </w:tr>
+      <w:tr>
+        <w:tc>
+          <w:tcPr/>
+          <w:p>
+            <w:pPr>
+              <w:pStyle w:val="Compact"/>
+              <w:jc w:val="left"/>
+            </w:pPr>
+            <w:r>
+              <w:t xml:space="preserve">21</w:t>
+            </w:r>
+          </w:p>
+        </w:tc>
+        <w:tc>
+          <w:tcPr/>
+          <w:p>
+            <w:pPr>
+              <w:pStyle w:val="Compact"/>
+              <w:jc w:val="left"/>
+            </w:pPr>
+            <w:r>
+              <w:t xml:space="preserve">p03-approval-prompt.png</w:t>
+            </w:r>
+          </w:p>
+        </w:tc>
+        <w:tc>
+          <w:tcPr/>
+          <w:p>
+            <w:pPr>
+              <w:pStyle w:val="Compact"/>
+              <w:jc w:val="left"/>
+            </w:pPr>
+            <w:r>
+              <w:t xml:space="preserve">Design, 6.2</w:t>
+            </w:r>
+          </w:p>
+        </w:tc>
+      </w:tr>
+    </w:tbl>
+    <w:p>
+      <w:pPr>
+        <w:pStyle w:val="BodyText"/>
+      </w:pPr>
+      <w:r>
+        <w:t xml:space="preserve">The three pairs marked -pt2 are continuations of a screen too tall to capture</w:t>
+      </w:r>
+      <w:r>
+        <w:t xml:space="preserve"> </w:t>
+      </w:r>
+      <w:r>
+        <w:t xml:space="preserve">in one frame, not alternative takes.</w:t>
       </w:r>
     </w:p>
     <w:bookmarkStart w:id="20" w:name="before-you-start"/>

--- a/docs/EVIDENCE-GUIDE.docx
+++ b/docs/EVIDENCE-GUIDE.docx
@@ -2,6 +2,32 @@
 <file path=word/document.xml><?xml version="1.0" encoding="utf-8"?>
 <w:document xmlns:w="http://schemas.openxmlformats.org/wordprocessingml/2006/main" xmlns:m="http://schemas.openxmlformats.org/officeDocument/2006/math" xmlns:r="http://schemas.openxmlformats.org/officeDocument/2006/relationships" xmlns:o="urn:schemas-microsoft-com:office:office" xmlns:v="urn:schemas-microsoft-com:vml" xmlns:w10="urn:schemas-microsoft-com:office:word" xmlns:a="http://schemas.openxmlformats.org/drawingml/2006/main" xmlns:pic="http://schemas.openxmlformats.org/drawingml/2006/picture" xmlns:wp="http://schemas.openxmlformats.org/drawingml/2006/wordprocessingDrawing">
   <w:body>
+    <w:sdt>
+      <w:sdtPr>
+        <w:docPartObj>
+          <w:docPartGallery w:val="Table of Contents"/>
+          <w:docPartUnique/>
+        </w:docPartObj>
+      </w:sdtPr>
+      <w:sdtContent>
+        <w:p>
+          <w:pPr>
+            <w:pStyle w:val="TOCHeading"/>
+          </w:pPr>
+          <w:r>
+            <w:t xml:space="preserve">Table of Contents</w:t>
+          </w:r>
+        </w:p>
+        <w:p>
+          <w:r>
+            <w:fldChar w:fldCharType="begin" w:dirty="true"/>
+            <w:instrText xml:space="preserve">TOC \o "1-2" \h \z \u</w:instrText>
+            <w:fldChar w:fldCharType="separate"/>
+            <w:fldChar w:fldCharType="end"/>
+          </w:r>
+        </w:p>
+      </w:sdtContent>
+    </w:sdt>
     <w:bookmarkStart w:id="58" w:name="evidence-capture-guide"/>
     <w:p>
       <w:pPr>
@@ -147,7 +173,7 @@
               <w:jc w:val="left"/>
             </w:pPr>
             <w:r>
-              <w:t xml:space="preserve">diagrams/network-architecture.png</w:t>
+              <w:t xml:space="preserve">network-architecture.png</w:t>
             </w:r>
           </w:p>
         </w:tc>
@@ -185,19 +211,19 @@
               <w:jc w:val="left"/>
             </w:pPr>
             <w:r>
-              <w:t xml:space="preserve">e01-bruteforce-test-output.png</w:t>
-            </w:r>
-          </w:p>
-        </w:tc>
-        <w:tc>
-          <w:tcPr/>
-          <w:p>
-            <w:pPr>
-              <w:pStyle w:val="Compact"/>
-              <w:jc w:val="left"/>
-            </w:pPr>
-            <w:r>
-              <w:t xml:space="preserve">Test, 4.1</w:t>
+              <w:t xml:space="preserve">n01-tgw-associations.png</w:t>
+            </w:r>
+          </w:p>
+        </w:tc>
+        <w:tc>
+          <w:tcPr/>
+          <w:p>
+            <w:pPr>
+              <w:pStyle w:val="Compact"/>
+              <w:jc w:val="left"/>
+            </w:pPr>
+            <w:r>
+              <w:t xml:space="preserve">Design, section 3.3</w:t>
             </w:r>
           </w:p>
         </w:tc>
@@ -223,19 +249,19 @@
               <w:jc w:val="left"/>
             </w:pPr>
             <w:r>
-              <w:t xml:space="preserve">e02-nacl-before.png</w:t>
-            </w:r>
-          </w:p>
-        </w:tc>
-        <w:tc>
-          <w:tcPr/>
-          <w:p>
-            <w:pPr>
-              <w:pStyle w:val="Compact"/>
-              <w:jc w:val="left"/>
-            </w:pPr>
-            <w:r>
-              <w:t xml:space="preserve">Test, 4.1</w:t>
+              <w:t xml:space="preserve">n02-tgw-routes.png</w:t>
+            </w:r>
+          </w:p>
+        </w:tc>
+        <w:tc>
+          <w:tcPr/>
+          <w:p>
+            <w:pPr>
+              <w:pStyle w:val="Compact"/>
+              <w:jc w:val="left"/>
+            </w:pPr>
+            <w:r>
+              <w:t xml:space="preserve">Design, section 3.3</w:t>
             </w:r>
           </w:p>
         </w:tc>
@@ -261,19 +287,19 @@
               <w:jc w:val="left"/>
             </w:pPr>
             <w:r>
-              <w:t xml:space="preserve">e03-nacl-after.png</w:t>
-            </w:r>
-          </w:p>
-        </w:tc>
-        <w:tc>
-          <w:tcPr/>
-          <w:p>
-            <w:pPr>
-              <w:pStyle w:val="Compact"/>
-              <w:jc w:val="left"/>
-            </w:pPr>
-            <w:r>
-              <w:t xml:space="preserve">Test, 4.1</w:t>
+              <w:t xml:space="preserve">n03-data-spoke-routes.png</w:t>
+            </w:r>
+          </w:p>
+        </w:tc>
+        <w:tc>
+          <w:tcPr/>
+          <w:p>
+            <w:pPr>
+              <w:pStyle w:val="Compact"/>
+              <w:jc w:val="left"/>
+            </w:pPr>
+            <w:r>
+              <w:t xml:space="preserve">Design, section 3.4</w:t>
             </w:r>
           </w:p>
         </w:tc>
@@ -299,19 +325,19 @@
               <w:jc w:val="left"/>
             </w:pPr>
             <w:r>
-              <w:t xml:space="preserve">e09-dynamodb-block.png</w:t>
-            </w:r>
-          </w:p>
-        </w:tc>
-        <w:tc>
-          <w:tcPr/>
-          <w:p>
-            <w:pPr>
-              <w:pStyle w:val="Compact"/>
-              <w:jc w:val="left"/>
-            </w:pPr>
-            <w:r>
-              <w:t xml:space="preserve">Test, 4.1</w:t>
+              <w:t xml:space="preserve">n04-private-api.png</w:t>
+            </w:r>
+          </w:p>
+        </w:tc>
+        <w:tc>
+          <w:tcPr/>
+          <w:p>
+            <w:pPr>
+              <w:pStyle w:val="Compact"/>
+              <w:jc w:val="left"/>
+            </w:pPr>
+            <w:r>
+              <w:t xml:space="preserve">Design, section 3.4</w:t>
             </w:r>
           </w:p>
         </w:tc>
@@ -337,19 +363,19 @@
               <w:jc w:val="left"/>
             </w:pPr>
             <w:r>
-              <w:t xml:space="preserve">e06-quarantine-test-output.png</w:t>
-            </w:r>
-          </w:p>
-        </w:tc>
-        <w:tc>
-          <w:tcPr/>
-          <w:p>
-            <w:pPr>
-              <w:pStyle w:val="Compact"/>
-              <w:jc w:val="left"/>
-            </w:pPr>
-            <w:r>
-              <w:t xml:space="preserve">Test, 4.2</w:t>
+              <w:t xml:space="preserve">n05-private-dns.png</w:t>
+            </w:r>
+          </w:p>
+        </w:tc>
+        <w:tc>
+          <w:tcPr/>
+          <w:p>
+            <w:pPr>
+              <w:pStyle w:val="Compact"/>
+              <w:jc w:val="left"/>
+            </w:pPr>
+            <w:r>
+              <w:t xml:space="preserve">Design, section 3.6</w:t>
             </w:r>
           </w:p>
         </w:tc>
@@ -375,19 +401,19 @@
               <w:jc w:val="left"/>
             </w:pPr>
             <w:r>
-              <w:t xml:space="preserve">e04-instance-normal.png</w:t>
-            </w:r>
-          </w:p>
-        </w:tc>
-        <w:tc>
-          <w:tcPr/>
-          <w:p>
-            <w:pPr>
-              <w:pStyle w:val="Compact"/>
-              <w:jc w:val="left"/>
-            </w:pPr>
-            <w:r>
-              <w:t xml:space="preserve">Test, 4.2</w:t>
+              <w:t xml:space="preserve">n08-monitoring-pods.png</w:t>
+            </w:r>
+          </w:p>
+        </w:tc>
+        <w:tc>
+          <w:tcPr/>
+          <w:p>
+            <w:pPr>
+              <w:pStyle w:val="Compact"/>
+              <w:jc w:val="left"/>
+            </w:pPr>
+            <w:r>
+              <w:t xml:space="preserve">Design, section 4.2</w:t>
             </w:r>
           </w:p>
         </w:tc>
@@ -401,31 +427,31 @@
               <w:jc w:val="left"/>
             </w:pPr>
             <w:r>
-              <w:t xml:space="preserve">8, 9</w:t>
-            </w:r>
-          </w:p>
-        </w:tc>
-        <w:tc>
-          <w:tcPr/>
-          <w:p>
-            <w:pPr>
-              <w:pStyle w:val="Compact"/>
-              <w:jc w:val="left"/>
-            </w:pPr>
-            <w:r>
-              <w:t xml:space="preserve">e05-instance-quarantined.png, -pt2</w:t>
-            </w:r>
-          </w:p>
-        </w:tc>
-        <w:tc>
-          <w:tcPr/>
-          <w:p>
-            <w:pPr>
-              <w:pStyle w:val="Compact"/>
-              <w:jc w:val="left"/>
-            </w:pPr>
-            <w:r>
-              <w:t xml:space="preserve">Test, 4.2</w:t>
+              <w:t xml:space="preserve">8</w:t>
+            </w:r>
+          </w:p>
+        </w:tc>
+        <w:tc>
+          <w:tcPr/>
+          <w:p>
+            <w:pPr>
+              <w:pStyle w:val="Compact"/>
+              <w:jc w:val="left"/>
+            </w:pPr>
+            <w:r>
+              <w:t xml:space="preserve">n09-observability-recovery.png</w:t>
+            </w:r>
+          </w:p>
+        </w:tc>
+        <w:tc>
+          <w:tcPr/>
+          <w:p>
+            <w:pPr>
+              <w:pStyle w:val="Compact"/>
+              <w:jc w:val="left"/>
+            </w:pPr>
+            <w:r>
+              <w:t xml:space="preserve">Design, section 4.2</w:t>
             </w:r>
           </w:p>
         </w:tc>
@@ -439,31 +465,31 @@
               <w:jc w:val="left"/>
             </w:pPr>
             <w:r>
-              <w:t xml:space="preserve">10</w:t>
-            </w:r>
-          </w:p>
-        </w:tc>
-        <w:tc>
-          <w:tcPr/>
-          <w:p>
-            <w:pPr>
-              <w:pStyle w:val="Compact"/>
-              <w:jc w:val="left"/>
-            </w:pPr>
-            <w:r>
-              <w:t xml:space="preserve">e10-notification-email.png</w:t>
-            </w:r>
-          </w:p>
-        </w:tc>
-        <w:tc>
-          <w:tcPr/>
-          <w:p>
-            <w:pPr>
-              <w:pStyle w:val="Compact"/>
-              <w:jc w:val="left"/>
-            </w:pPr>
-            <w:r>
-              <w:t xml:space="preserve">Test, 4.2</w:t>
+              <w:t xml:space="preserve">9</w:t>
+            </w:r>
+          </w:p>
+        </w:tc>
+        <w:tc>
+          <w:tcPr/>
+          <w:p>
+            <w:pPr>
+              <w:pStyle w:val="Compact"/>
+              <w:jc w:val="left"/>
+            </w:pPr>
+            <w:r>
+              <w:t xml:space="preserve">o04-soar-dashboard.png</w:t>
+            </w:r>
+          </w:p>
+        </w:tc>
+        <w:tc>
+          <w:tcPr/>
+          <w:p>
+            <w:pPr>
+              <w:pStyle w:val="Compact"/>
+              <w:jc w:val="left"/>
+            </w:pPr>
+            <w:r>
+              <w:t xml:space="preserve">Design, section 4.4</w:t>
             </w:r>
           </w:p>
         </w:tc>
@@ -477,31 +503,31 @@
               <w:jc w:val="left"/>
             </w:pPr>
             <w:r>
-              <w:t xml:space="preserve">11, 12</w:t>
-            </w:r>
-          </w:p>
-        </w:tc>
-        <w:tc>
-          <w:tcPr/>
-          <w:p>
-            <w:pPr>
-              <w:pStyle w:val="Compact"/>
-              <w:jc w:val="left"/>
-            </w:pPr>
-            <w:r>
-              <w:t xml:space="preserve">o03-onprem-test.png, -pt2</w:t>
-            </w:r>
-          </w:p>
-        </w:tc>
-        <w:tc>
-          <w:tcPr/>
-          <w:p>
-            <w:pPr>
-              <w:pStyle w:val="Compact"/>
-              <w:jc w:val="left"/>
-            </w:pPr>
-            <w:r>
-              <w:t xml:space="preserve">Test, 4.3</w:t>
+              <w:t xml:space="preserve">10</w:t>
+            </w:r>
+          </w:p>
+        </w:tc>
+        <w:tc>
+          <w:tcPr/>
+          <w:p>
+            <w:pPr>
+              <w:pStyle w:val="Compact"/>
+              <w:jc w:val="left"/>
+            </w:pPr>
+            <w:r>
+              <w:t xml:space="preserve">o04-soar-dashboard-pt2.png</w:t>
+            </w:r>
+          </w:p>
+        </w:tc>
+        <w:tc>
+          <w:tcPr/>
+          <w:p>
+            <w:pPr>
+              <w:pStyle w:val="Compact"/>
+              <w:jc w:val="left"/>
+            </w:pPr>
+            <w:r>
+              <w:t xml:space="preserve">Design, section 4.4</w:t>
             </w:r>
           </w:p>
         </w:tc>
@@ -515,31 +541,31 @@
               <w:jc w:val="left"/>
             </w:pPr>
             <w:r>
-              <w:t xml:space="preserve">13</w:t>
-            </w:r>
-          </w:p>
-        </w:tc>
-        <w:tc>
-          <w:tcPr/>
-          <w:p>
-            <w:pPr>
-              <w:pStyle w:val="Compact"/>
-              <w:jc w:val="left"/>
-            </w:pPr>
-            <w:r>
-              <w:t xml:space="preserve">o01-forwarder-active.png</w:t>
-            </w:r>
-          </w:p>
-        </w:tc>
-        <w:tc>
-          <w:tcPr/>
-          <w:p>
-            <w:pPr>
-              <w:pStyle w:val="Compact"/>
-              <w:jc w:val="left"/>
-            </w:pPr>
-            <w:r>
-              <w:t xml:space="preserve">Test, 4.3</w:t>
+              <w:t xml:space="preserve">11</w:t>
+            </w:r>
+          </w:p>
+        </w:tc>
+        <w:tc>
+          <w:tcPr/>
+          <w:p>
+            <w:pPr>
+              <w:pStyle w:val="Compact"/>
+              <w:jc w:val="left"/>
+            </w:pPr>
+            <w:r>
+              <w:t xml:space="preserve">soar-pipeline.png</w:t>
+            </w:r>
+          </w:p>
+        </w:tc>
+        <w:tc>
+          <w:tcPr/>
+          <w:p>
+            <w:pPr>
+              <w:pStyle w:val="Compact"/>
+              <w:jc w:val="left"/>
+            </w:pPr>
+            <w:r>
+              <w:t xml:space="preserve">Design, section 5.1</w:t>
             </w:r>
           </w:p>
         </w:tc>
@@ -553,31 +579,31 @@
               <w:jc w:val="left"/>
             </w:pPr>
             <w:r>
-              <w:t xml:space="preserve">14</w:t>
-            </w:r>
-          </w:p>
-        </w:tc>
-        <w:tc>
-          <w:tcPr/>
-          <w:p>
-            <w:pPr>
-              <w:pStyle w:val="Compact"/>
-              <w:jc w:val="left"/>
-            </w:pPr>
-            <w:r>
-              <w:t xml:space="preserve">o02-authlog.png</w:t>
-            </w:r>
-          </w:p>
-        </w:tc>
-        <w:tc>
-          <w:tcPr/>
-          <w:p>
-            <w:pPr>
-              <w:pStyle w:val="Compact"/>
-              <w:jc w:val="left"/>
-            </w:pPr>
-            <w:r>
-              <w:t xml:space="preserve">Test, 4.3</w:t>
+              <w:t xml:space="preserve">12</w:t>
+            </w:r>
+          </w:p>
+        </w:tc>
+        <w:tc>
+          <w:tcPr/>
+          <w:p>
+            <w:pPr>
+              <w:pStyle w:val="Compact"/>
+              <w:jc w:val="left"/>
+            </w:pPr>
+            <w:r>
+              <w:t xml:space="preserve">n06-lambda-functions.png</w:t>
+            </w:r>
+          </w:p>
+        </w:tc>
+        <w:tc>
+          <w:tcPr/>
+          <w:p>
+            <w:pPr>
+              <w:pStyle w:val="Compact"/>
+              <w:jc w:val="left"/>
+            </w:pPr>
+            <w:r>
+              <w:t xml:space="preserve">Design, section 5.5</w:t>
             </w:r>
           </w:p>
         </w:tc>
@@ -591,31 +617,31 @@
               <w:jc w:val="left"/>
             </w:pPr>
             <w:r>
-              <w:t xml:space="preserve">15</w:t>
-            </w:r>
-          </w:p>
-        </w:tc>
-        <w:tc>
-          <w:tcPr/>
-          <w:p>
-            <w:pPr>
-              <w:pStyle w:val="Compact"/>
-              <w:jc w:val="left"/>
-            </w:pPr>
-            <w:r>
-              <w:t xml:space="preserve">e07-iam-failure-logs.png</w:t>
-            </w:r>
-          </w:p>
-        </w:tc>
-        <w:tc>
-          <w:tcPr/>
-          <w:p>
-            <w:pPr>
-              <w:pStyle w:val="Compact"/>
-              <w:jc w:val="left"/>
-            </w:pPr>
-            <w:r>
-              <w:t xml:space="preserve">Test, 5.1</w:t>
+              <w:t xml:space="preserve">13</w:t>
+            </w:r>
+          </w:p>
+        </w:tc>
+        <w:tc>
+          <w:tcPr/>
+          <w:p>
+            <w:pPr>
+              <w:pStyle w:val="Compact"/>
+              <w:jc w:val="left"/>
+            </w:pPr>
+            <w:r>
+              <w:t xml:space="preserve">n07-rule-engine-policy.png</w:t>
+            </w:r>
+          </w:p>
+        </w:tc>
+        <w:tc>
+          <w:tcPr/>
+          <w:p>
+            <w:pPr>
+              <w:pStyle w:val="Compact"/>
+              <w:jc w:val="left"/>
+            </w:pPr>
+            <w:r>
+              <w:t xml:space="preserve">Design, section 5.6</w:t>
             </w:r>
           </w:p>
         </w:tc>
@@ -629,31 +655,31 @@
               <w:jc w:val="left"/>
             </w:pPr>
             <w:r>
-              <w:t xml:space="preserve">16, 17</w:t>
-            </w:r>
-          </w:p>
-        </w:tc>
-        <w:tc>
-          <w:tcPr/>
-          <w:p>
-            <w:pPr>
-              <w:pStyle w:val="Compact"/>
-              <w:jc w:val="left"/>
-            </w:pPr>
-            <w:r>
-              <w:t xml:space="preserve">o04-soar-dashboard.png, -pt2</w:t>
-            </w:r>
-          </w:p>
-        </w:tc>
-        <w:tc>
-          <w:tcPr/>
-          <w:p>
-            <w:pPr>
-              <w:pStyle w:val="Compact"/>
-              <w:jc w:val="left"/>
-            </w:pPr>
-            <w:r>
-              <w:t xml:space="preserve">Design, 4.4</w:t>
+              <w:t xml:space="preserve">14</w:t>
+            </w:r>
+          </w:p>
+        </w:tc>
+        <w:tc>
+          <w:tcPr/>
+          <w:p>
+            <w:pPr>
+              <w:pStyle w:val="Compact"/>
+              <w:jc w:val="left"/>
+            </w:pPr>
+            <w:r>
+              <w:t xml:space="preserve">n07-rule-engine-policy-pt2.png</w:t>
+            </w:r>
+          </w:p>
+        </w:tc>
+        <w:tc>
+          <w:tcPr/>
+          <w:p>
+            <w:pPr>
+              <w:pStyle w:val="Compact"/>
+              <w:jc w:val="left"/>
+            </w:pPr>
+            <w:r>
+              <w:t xml:space="preserve">Design, section 5.6</w:t>
             </w:r>
           </w:p>
         </w:tc>
@@ -667,31 +693,31 @@
               <w:jc w:val="left"/>
             </w:pPr>
             <w:r>
-              <w:t xml:space="preserve">18</w:t>
-            </w:r>
-          </w:p>
-        </w:tc>
-        <w:tc>
-          <w:tcPr/>
-          <w:p>
-            <w:pPr>
-              <w:pStyle w:val="Compact"/>
-              <w:jc w:val="left"/>
-            </w:pPr>
-            <w:r>
-              <w:t xml:space="preserve">p06-soar-console.png</w:t>
-            </w:r>
-          </w:p>
-        </w:tc>
-        <w:tc>
-          <w:tcPr/>
-          <w:p>
-            <w:pPr>
-              <w:pStyle w:val="Compact"/>
-              <w:jc w:val="left"/>
-            </w:pPr>
-            <w:r>
-              <w:t xml:space="preserve">Design, 6.2</w:t>
+              <w:t xml:space="preserve">15</w:t>
+            </w:r>
+          </w:p>
+        </w:tc>
+        <w:tc>
+          <w:tcPr/>
+          <w:p>
+            <w:pPr>
+              <w:pStyle w:val="Compact"/>
+              <w:jc w:val="left"/>
+            </w:pPr>
+            <w:r>
+              <w:t xml:space="preserve">p01-workflows-list.png</w:t>
+            </w:r>
+          </w:p>
+        </w:tc>
+        <w:tc>
+          <w:tcPr/>
+          <w:p>
+            <w:pPr>
+              <w:pStyle w:val="Compact"/>
+              <w:jc w:val="left"/>
+            </w:pPr>
+            <w:r>
+              <w:t xml:space="preserve">Design, section 6.2</w:t>
             </w:r>
           </w:p>
         </w:tc>
@@ -705,31 +731,31 @@
               <w:jc w:val="left"/>
             </w:pPr>
             <w:r>
-              <w:t xml:space="preserve">19</w:t>
-            </w:r>
-          </w:p>
-        </w:tc>
-        <w:tc>
-          <w:tcPr/>
-          <w:p>
-            <w:pPr>
-              <w:pStyle w:val="Compact"/>
-              <w:jc w:val="left"/>
-            </w:pPr>
-            <w:r>
-              <w:t xml:space="preserve">p01-workflows-list.png</w:t>
-            </w:r>
-          </w:p>
-        </w:tc>
-        <w:tc>
-          <w:tcPr/>
-          <w:p>
-            <w:pPr>
-              <w:pStyle w:val="Compact"/>
-              <w:jc w:val="left"/>
-            </w:pPr>
-            <w:r>
-              <w:t xml:space="preserve">Design, 6.2</w:t>
+              <w:t xml:space="preserve">16</w:t>
+            </w:r>
+          </w:p>
+        </w:tc>
+        <w:tc>
+          <w:tcPr/>
+          <w:p>
+            <w:pPr>
+              <w:pStyle w:val="Compact"/>
+              <w:jc w:val="left"/>
+            </w:pPr>
+            <w:r>
+              <w:t xml:space="preserve">p02-run-list.png</w:t>
+            </w:r>
+          </w:p>
+        </w:tc>
+        <w:tc>
+          <w:tcPr/>
+          <w:p>
+            <w:pPr>
+              <w:pStyle w:val="Compact"/>
+              <w:jc w:val="left"/>
+            </w:pPr>
+            <w:r>
+              <w:t xml:space="preserve">Design, section 6.2</w:t>
             </w:r>
           </w:p>
         </w:tc>
@@ -743,31 +769,31 @@
               <w:jc w:val="left"/>
             </w:pPr>
             <w:r>
-              <w:t xml:space="preserve">20</w:t>
-            </w:r>
-          </w:p>
-        </w:tc>
-        <w:tc>
-          <w:tcPr/>
-          <w:p>
-            <w:pPr>
-              <w:pStyle w:val="Compact"/>
-              <w:jc w:val="left"/>
-            </w:pPr>
-            <w:r>
-              <w:t xml:space="preserve">p02-run-list.png</w:t>
-            </w:r>
-          </w:p>
-        </w:tc>
-        <w:tc>
-          <w:tcPr/>
-          <w:p>
-            <w:pPr>
-              <w:pStyle w:val="Compact"/>
-              <w:jc w:val="left"/>
-            </w:pPr>
-            <w:r>
-              <w:t xml:space="preserve">Design, 6.2</w:t>
+              <w:t xml:space="preserve">17</w:t>
+            </w:r>
+          </w:p>
+        </w:tc>
+        <w:tc>
+          <w:tcPr/>
+          <w:p>
+            <w:pPr>
+              <w:pStyle w:val="Compact"/>
+              <w:jc w:val="left"/>
+            </w:pPr>
+            <w:r>
+              <w:t xml:space="preserve">p03-approval-prompt.png</w:t>
+            </w:r>
+          </w:p>
+        </w:tc>
+        <w:tc>
+          <w:tcPr/>
+          <w:p>
+            <w:pPr>
+              <w:pStyle w:val="Compact"/>
+              <w:jc w:val="left"/>
+            </w:pPr>
+            <w:r>
+              <w:t xml:space="preserve">Design, section 6.2</w:t>
             </w:r>
           </w:p>
         </w:tc>
@@ -781,6 +807,120 @@
               <w:jc w:val="left"/>
             </w:pPr>
             <w:r>
+              <w:t xml:space="preserve">18</w:t>
+            </w:r>
+          </w:p>
+        </w:tc>
+        <w:tc>
+          <w:tcPr/>
+          <w:p>
+            <w:pPr>
+              <w:pStyle w:val="Compact"/>
+              <w:jc w:val="left"/>
+            </w:pPr>
+            <w:r>
+              <w:t xml:space="preserve">p06-soar-console.png</w:t>
+            </w:r>
+          </w:p>
+        </w:tc>
+        <w:tc>
+          <w:tcPr/>
+          <w:p>
+            <w:pPr>
+              <w:pStyle w:val="Compact"/>
+              <w:jc w:val="left"/>
+            </w:pPr>
+            <w:r>
+              <w:t xml:space="preserve">Design, section 6.2</w:t>
+            </w:r>
+          </w:p>
+        </w:tc>
+      </w:tr>
+      <w:tr>
+        <w:tc>
+          <w:tcPr/>
+          <w:p>
+            <w:pPr>
+              <w:pStyle w:val="Compact"/>
+              <w:jc w:val="left"/>
+            </w:pPr>
+            <w:r>
+              <w:t xml:space="preserve">19</w:t>
+            </w:r>
+          </w:p>
+        </w:tc>
+        <w:tc>
+          <w:tcPr/>
+          <w:p>
+            <w:pPr>
+              <w:pStyle w:val="Compact"/>
+              <w:jc w:val="left"/>
+            </w:pPr>
+            <w:r>
+              <w:t xml:space="preserve">e01-bruteforce-test-output.png</w:t>
+            </w:r>
+          </w:p>
+        </w:tc>
+        <w:tc>
+          <w:tcPr/>
+          <w:p>
+            <w:pPr>
+              <w:pStyle w:val="Compact"/>
+              <w:jc w:val="left"/>
+            </w:pPr>
+            <w:r>
+              <w:t xml:space="preserve">Test, section 4.1</w:t>
+            </w:r>
+          </w:p>
+        </w:tc>
+      </w:tr>
+      <w:tr>
+        <w:tc>
+          <w:tcPr/>
+          <w:p>
+            <w:pPr>
+              <w:pStyle w:val="Compact"/>
+              <w:jc w:val="left"/>
+            </w:pPr>
+            <w:r>
+              <w:t xml:space="preserve">20</w:t>
+            </w:r>
+          </w:p>
+        </w:tc>
+        <w:tc>
+          <w:tcPr/>
+          <w:p>
+            <w:pPr>
+              <w:pStyle w:val="Compact"/>
+              <w:jc w:val="left"/>
+            </w:pPr>
+            <w:r>
+              <w:t xml:space="preserve">e02-nacl-before.png</w:t>
+            </w:r>
+          </w:p>
+        </w:tc>
+        <w:tc>
+          <w:tcPr/>
+          <w:p>
+            <w:pPr>
+              <w:pStyle w:val="Compact"/>
+              <w:jc w:val="left"/>
+            </w:pPr>
+            <w:r>
+              <w:t xml:space="preserve">Test, section 4.1</w:t>
+            </w:r>
+          </w:p>
+        </w:tc>
+      </w:tr>
+      <w:tr>
+        <w:tc>
+          <w:tcPr/>
+          <w:p>
+            <w:pPr>
+              <w:pStyle w:val="Compact"/>
+              <w:jc w:val="left"/>
+            </w:pPr>
+            <w:r>
               <w:t xml:space="preserve">21</w:t>
             </w:r>
           </w:p>
@@ -793,19 +933,437 @@
               <w:jc w:val="left"/>
             </w:pPr>
             <w:r>
-              <w:t xml:space="preserve">p03-approval-prompt.png</w:t>
-            </w:r>
-          </w:p>
-        </w:tc>
-        <w:tc>
-          <w:tcPr/>
-          <w:p>
-            <w:pPr>
-              <w:pStyle w:val="Compact"/>
-              <w:jc w:val="left"/>
-            </w:pPr>
-            <w:r>
-              <w:t xml:space="preserve">Design, 6.2</w:t>
+              <w:t xml:space="preserve">e03-nacl-after.png</w:t>
+            </w:r>
+          </w:p>
+        </w:tc>
+        <w:tc>
+          <w:tcPr/>
+          <w:p>
+            <w:pPr>
+              <w:pStyle w:val="Compact"/>
+              <w:jc w:val="left"/>
+            </w:pPr>
+            <w:r>
+              <w:t xml:space="preserve">Test, section 4.1</w:t>
+            </w:r>
+          </w:p>
+        </w:tc>
+      </w:tr>
+      <w:tr>
+        <w:tc>
+          <w:tcPr/>
+          <w:p>
+            <w:pPr>
+              <w:pStyle w:val="Compact"/>
+              <w:jc w:val="left"/>
+            </w:pPr>
+            <w:r>
+              <w:t xml:space="preserve">22</w:t>
+            </w:r>
+          </w:p>
+        </w:tc>
+        <w:tc>
+          <w:tcPr/>
+          <w:p>
+            <w:pPr>
+              <w:pStyle w:val="Compact"/>
+              <w:jc w:val="left"/>
+            </w:pPr>
+            <w:r>
+              <w:t xml:space="preserve">e09-dynamodb-block.png</w:t>
+            </w:r>
+          </w:p>
+        </w:tc>
+        <w:tc>
+          <w:tcPr/>
+          <w:p>
+            <w:pPr>
+              <w:pStyle w:val="Compact"/>
+              <w:jc w:val="left"/>
+            </w:pPr>
+            <w:r>
+              <w:t xml:space="preserve">Test, section 4.1</w:t>
+            </w:r>
+          </w:p>
+        </w:tc>
+      </w:tr>
+      <w:tr>
+        <w:tc>
+          <w:tcPr/>
+          <w:p>
+            <w:pPr>
+              <w:pStyle w:val="Compact"/>
+              <w:jc w:val="left"/>
+            </w:pPr>
+            <w:r>
+              <w:t xml:space="preserve">23</w:t>
+            </w:r>
+          </w:p>
+        </w:tc>
+        <w:tc>
+          <w:tcPr/>
+          <w:p>
+            <w:pPr>
+              <w:pStyle w:val="Compact"/>
+              <w:jc w:val="left"/>
+            </w:pPr>
+            <w:r>
+              <w:t xml:space="preserve">e06-quarantine-test-output.png</w:t>
+            </w:r>
+          </w:p>
+        </w:tc>
+        <w:tc>
+          <w:tcPr/>
+          <w:p>
+            <w:pPr>
+              <w:pStyle w:val="Compact"/>
+              <w:jc w:val="left"/>
+            </w:pPr>
+            <w:r>
+              <w:t xml:space="preserve">Test, section 4.2</w:t>
+            </w:r>
+          </w:p>
+        </w:tc>
+      </w:tr>
+      <w:tr>
+        <w:tc>
+          <w:tcPr/>
+          <w:p>
+            <w:pPr>
+              <w:pStyle w:val="Compact"/>
+              <w:jc w:val="left"/>
+            </w:pPr>
+            <w:r>
+              <w:t xml:space="preserve">24</w:t>
+            </w:r>
+          </w:p>
+        </w:tc>
+        <w:tc>
+          <w:tcPr/>
+          <w:p>
+            <w:pPr>
+              <w:pStyle w:val="Compact"/>
+              <w:jc w:val="left"/>
+            </w:pPr>
+            <w:r>
+              <w:t xml:space="preserve">e04-instance-normal.png</w:t>
+            </w:r>
+          </w:p>
+        </w:tc>
+        <w:tc>
+          <w:tcPr/>
+          <w:p>
+            <w:pPr>
+              <w:pStyle w:val="Compact"/>
+              <w:jc w:val="left"/>
+            </w:pPr>
+            <w:r>
+              <w:t xml:space="preserve">Test, section 4.2</w:t>
+            </w:r>
+          </w:p>
+        </w:tc>
+      </w:tr>
+      <w:tr>
+        <w:tc>
+          <w:tcPr/>
+          <w:p>
+            <w:pPr>
+              <w:pStyle w:val="Compact"/>
+              <w:jc w:val="left"/>
+            </w:pPr>
+            <w:r>
+              <w:t xml:space="preserve">25</w:t>
+            </w:r>
+          </w:p>
+        </w:tc>
+        <w:tc>
+          <w:tcPr/>
+          <w:p>
+            <w:pPr>
+              <w:pStyle w:val="Compact"/>
+              <w:jc w:val="left"/>
+            </w:pPr>
+            <w:r>
+              <w:t xml:space="preserve">e05-instance-quarantined.png</w:t>
+            </w:r>
+          </w:p>
+        </w:tc>
+        <w:tc>
+          <w:tcPr/>
+          <w:p>
+            <w:pPr>
+              <w:pStyle w:val="Compact"/>
+              <w:jc w:val="left"/>
+            </w:pPr>
+            <w:r>
+              <w:t xml:space="preserve">Test, section 4.2</w:t>
+            </w:r>
+          </w:p>
+        </w:tc>
+      </w:tr>
+      <w:tr>
+        <w:tc>
+          <w:tcPr/>
+          <w:p>
+            <w:pPr>
+              <w:pStyle w:val="Compact"/>
+              <w:jc w:val="left"/>
+            </w:pPr>
+            <w:r>
+              <w:t xml:space="preserve">26</w:t>
+            </w:r>
+          </w:p>
+        </w:tc>
+        <w:tc>
+          <w:tcPr/>
+          <w:p>
+            <w:pPr>
+              <w:pStyle w:val="Compact"/>
+              <w:jc w:val="left"/>
+            </w:pPr>
+            <w:r>
+              <w:t xml:space="preserve">e05-instance-quarantined-pt2.png</w:t>
+            </w:r>
+          </w:p>
+        </w:tc>
+        <w:tc>
+          <w:tcPr/>
+          <w:p>
+            <w:pPr>
+              <w:pStyle w:val="Compact"/>
+              <w:jc w:val="left"/>
+            </w:pPr>
+            <w:r>
+              <w:t xml:space="preserve">Test, section 4.2</w:t>
+            </w:r>
+          </w:p>
+        </w:tc>
+      </w:tr>
+      <w:tr>
+        <w:tc>
+          <w:tcPr/>
+          <w:p>
+            <w:pPr>
+              <w:pStyle w:val="Compact"/>
+              <w:jc w:val="left"/>
+            </w:pPr>
+            <w:r>
+              <w:t xml:space="preserve">27</w:t>
+            </w:r>
+          </w:p>
+        </w:tc>
+        <w:tc>
+          <w:tcPr/>
+          <w:p>
+            <w:pPr>
+              <w:pStyle w:val="Compact"/>
+              <w:jc w:val="left"/>
+            </w:pPr>
+            <w:r>
+              <w:t xml:space="preserve">e10-notification-email.png</w:t>
+            </w:r>
+          </w:p>
+        </w:tc>
+        <w:tc>
+          <w:tcPr/>
+          <w:p>
+            <w:pPr>
+              <w:pStyle w:val="Compact"/>
+              <w:jc w:val="left"/>
+            </w:pPr>
+            <w:r>
+              <w:t xml:space="preserve">Test, section 4.2</w:t>
+            </w:r>
+          </w:p>
+        </w:tc>
+      </w:tr>
+      <w:tr>
+        <w:tc>
+          <w:tcPr/>
+          <w:p>
+            <w:pPr>
+              <w:pStyle w:val="Compact"/>
+              <w:jc w:val="left"/>
+            </w:pPr>
+            <w:r>
+              <w:t xml:space="preserve">28</w:t>
+            </w:r>
+          </w:p>
+        </w:tc>
+        <w:tc>
+          <w:tcPr/>
+          <w:p>
+            <w:pPr>
+              <w:pStyle w:val="Compact"/>
+              <w:jc w:val="left"/>
+            </w:pPr>
+            <w:r>
+              <w:t xml:space="preserve">o03-onprem-test.png</w:t>
+            </w:r>
+          </w:p>
+        </w:tc>
+        <w:tc>
+          <w:tcPr/>
+          <w:p>
+            <w:pPr>
+              <w:pStyle w:val="Compact"/>
+              <w:jc w:val="left"/>
+            </w:pPr>
+            <w:r>
+              <w:t xml:space="preserve">Test, section 4.3</w:t>
+            </w:r>
+          </w:p>
+        </w:tc>
+      </w:tr>
+      <w:tr>
+        <w:tc>
+          <w:tcPr/>
+          <w:p>
+            <w:pPr>
+              <w:pStyle w:val="Compact"/>
+              <w:jc w:val="left"/>
+            </w:pPr>
+            <w:r>
+              <w:t xml:space="preserve">29</w:t>
+            </w:r>
+          </w:p>
+        </w:tc>
+        <w:tc>
+          <w:tcPr/>
+          <w:p>
+            <w:pPr>
+              <w:pStyle w:val="Compact"/>
+              <w:jc w:val="left"/>
+            </w:pPr>
+            <w:r>
+              <w:t xml:space="preserve">o03-onprem-test-pt2.png</w:t>
+            </w:r>
+          </w:p>
+        </w:tc>
+        <w:tc>
+          <w:tcPr/>
+          <w:p>
+            <w:pPr>
+              <w:pStyle w:val="Compact"/>
+              <w:jc w:val="left"/>
+            </w:pPr>
+            <w:r>
+              <w:t xml:space="preserve">Test, section 4.3</w:t>
+            </w:r>
+          </w:p>
+        </w:tc>
+      </w:tr>
+      <w:tr>
+        <w:tc>
+          <w:tcPr/>
+          <w:p>
+            <w:pPr>
+              <w:pStyle w:val="Compact"/>
+              <w:jc w:val="left"/>
+            </w:pPr>
+            <w:r>
+              <w:t xml:space="preserve">30</w:t>
+            </w:r>
+          </w:p>
+        </w:tc>
+        <w:tc>
+          <w:tcPr/>
+          <w:p>
+            <w:pPr>
+              <w:pStyle w:val="Compact"/>
+              <w:jc w:val="left"/>
+            </w:pPr>
+            <w:r>
+              <w:t xml:space="preserve">o01-forwarder-active.png</w:t>
+            </w:r>
+          </w:p>
+        </w:tc>
+        <w:tc>
+          <w:tcPr/>
+          <w:p>
+            <w:pPr>
+              <w:pStyle w:val="Compact"/>
+              <w:jc w:val="left"/>
+            </w:pPr>
+            <w:r>
+              <w:t xml:space="preserve">Test, section 4.3</w:t>
+            </w:r>
+          </w:p>
+        </w:tc>
+      </w:tr>
+      <w:tr>
+        <w:tc>
+          <w:tcPr/>
+          <w:p>
+            <w:pPr>
+              <w:pStyle w:val="Compact"/>
+              <w:jc w:val="left"/>
+            </w:pPr>
+            <w:r>
+              <w:t xml:space="preserve">31</w:t>
+            </w:r>
+          </w:p>
+        </w:tc>
+        <w:tc>
+          <w:tcPr/>
+          <w:p>
+            <w:pPr>
+              <w:pStyle w:val="Compact"/>
+              <w:jc w:val="left"/>
+            </w:pPr>
+            <w:r>
+              <w:t xml:space="preserve">o02-authlog.png</w:t>
+            </w:r>
+          </w:p>
+        </w:tc>
+        <w:tc>
+          <w:tcPr/>
+          <w:p>
+            <w:pPr>
+              <w:pStyle w:val="Compact"/>
+              <w:jc w:val="left"/>
+            </w:pPr>
+            <w:r>
+              <w:t xml:space="preserve">Test, section 4.3</w:t>
+            </w:r>
+          </w:p>
+        </w:tc>
+      </w:tr>
+      <w:tr>
+        <w:tc>
+          <w:tcPr/>
+          <w:p>
+            <w:pPr>
+              <w:pStyle w:val="Compact"/>
+              <w:jc w:val="left"/>
+            </w:pPr>
+            <w:r>
+              <w:t xml:space="preserve">32</w:t>
+            </w:r>
+          </w:p>
+        </w:tc>
+        <w:tc>
+          <w:tcPr/>
+          <w:p>
+            <w:pPr>
+              <w:pStyle w:val="Compact"/>
+              <w:jc w:val="left"/>
+            </w:pPr>
+            <w:r>
+              <w:t xml:space="preserve">e07-iam-failure-logs.png</w:t>
+            </w:r>
+          </w:p>
+        </w:tc>
+        <w:tc>
+          <w:tcPr/>
+          <w:p>
+            <w:pPr>
+              <w:pStyle w:val="Compact"/>
+              <w:jc w:val="left"/>
+            </w:pPr>
+            <w:r>
+              <w:t xml:space="preserve">Test, section 5.1</w:t>
             </w:r>
           </w:p>
         </w:tc>
